--- a/Offer-Letter-Automation/Offer-Letter-Automation/wwwroot/Data/Template.docx
+++ b/Offer-Letter-Automation/Offer-Letter-Automation/wwwroot/Data/Template.docx
@@ -31,7 +31,33 @@
           <w:noProof/>
           <w:sz w:val="32"/>
         </w:rPr>
-        <w:t>«BeginGroup:EmployeeDetails»</w:t>
+        <w:t>«</w:t>
+      </w:r>
+      <w:r>
+        <w:rPr>
+          <w:noProof/>
+        </w:rPr>
+        <w:t>BeginGroup</w:t>
+      </w:r>
+      <w:r>
+        <w:rPr>
+          <w:noProof/>
+          <w:sz w:val="32"/>
+        </w:rPr>
+        <w:t>:</w:t>
+      </w:r>
+      <w:r>
+        <w:rPr>
+          <w:noProof/>
+        </w:rPr>
+        <w:t>EmployeeDetails</w:t>
+      </w:r>
+      <w:r>
+        <w:rPr>
+          <w:noProof/>
+          <w:sz w:val="32"/>
+        </w:rPr>
+        <w:t>»</w:t>
       </w:r>
       <w:r>
         <w:rPr>
@@ -85,7 +111,7 @@
                           <pic:cNvPicPr/>
                         </pic:nvPicPr>
                         <pic:blipFill>
-                          <a:blip r:embed="rId5">
+                          <a:blip r:embed="rId7">
                             <a:extLst>
                               <a:ext uri="{28A0092B-C50C-407E-A947-70E740481C1C}">
                                 <a14:useLocalDpi xmlns:a14="http://schemas.microsoft.com/office/drawing/2010/main" val="0"/>
@@ -584,6 +610,7 @@
                 <w:lang w:val="fr-FR"/>
               </w:rPr>
             </w:pPr>
+            <w:proofErr w:type="gramStart"/>
             <w:r>
               <w:rPr>
                 <w:rFonts w:ascii="Bitstream Vera Serif" w:hAnsi="Bitstream Vera Serif"/>
@@ -592,6 +619,7 @@
               </w:rPr>
               <w:t>Email</w:t>
             </w:r>
+            <w:proofErr w:type="gramEnd"/>
             <w:r>
               <w:rPr>
                 <w:rFonts w:ascii="Bitstream Vera Serif" w:hAnsi="Bitstream Vera Serif"/>
@@ -609,7 +637,7 @@
               </w:rPr>
               <w:t xml:space="preserve">: </w:t>
             </w:r>
-            <w:hyperlink r:id="rId6" w:history="1">
+            <w:hyperlink r:id="rId8" w:history="1">
               <w:r>
                 <w:rPr>
                   <w:rStyle w:val="Hyperlink"/>
@@ -667,15 +695,6 @@
           </v:shape>
         </w:pict>
       </w:r>
-    </w:p>
-    <w:p>
-      <w:pPr>
-        <w:spacing w:after="100" w:afterAutospacing="1"/>
-        <w:rPr>
-          <w:rFonts w:ascii="Bitstream Vera Serif" w:hAnsi="Bitstream Vera Serif"/>
-          <w:szCs w:val="20"/>
-        </w:rPr>
-      </w:pPr>
       <w:r>
         <w:rPr>
           <w:rFonts w:ascii="Bitstream Vera Serif" w:hAnsi="Bitstream Vera Serif"/>
@@ -968,6 +987,7 @@
     </w:p>
     <w:p>
       <w:pPr>
+        <w:spacing w:line="480" w:lineRule="auto"/>
         <w:rPr>
           <w:rFonts w:ascii="Bitstream Vera Serif" w:hAnsi="Bitstream Vera Serif"/>
           <w:szCs w:val="20"/>
@@ -1026,9 +1046,72 @@
         <w:spacing w:after="100" w:afterAutospacing="1"/>
         <w:rPr>
           <w:rFonts w:ascii="Bitstream Vera Serif" w:hAnsi="Bitstream Vera Serif"/>
-          <w:szCs w:val="20"/>
-        </w:rPr>
-      </w:pPr>
+          <w:noProof/>
+          <w:szCs w:val="20"/>
+        </w:rPr>
+      </w:pPr>
+      <w:r>
+        <w:rPr>
+          <w:rFonts w:ascii="Bitstream Vera Serif" w:hAnsi="Bitstream Vera Serif"/>
+          <w:szCs w:val="20"/>
+        </w:rPr>
+        <w:t>Dear</w:t>
+      </w:r>
+      <w:r>
+        <w:rPr>
+          <w:rFonts w:ascii="Bitstream Vera Serif" w:hAnsi="Bitstream Vera Serif"/>
+          <w:szCs w:val="20"/>
+        </w:rPr>
+        <w:t xml:space="preserve"> </w:t>
+      </w:r>
+      <w:r>
+        <w:rPr>
+          <w:rFonts w:ascii="Bitstream Vera Serif" w:hAnsi="Bitstream Vera Serif"/>
+          <w:noProof/>
+          <w:szCs w:val="20"/>
+        </w:rPr>
+        <w:fldChar w:fldCharType="begin"/>
+      </w:r>
+      <w:r>
+        <w:rPr>
+          <w:rFonts w:ascii="Bitstream Vera Serif" w:hAnsi="Bitstream Vera Serif"/>
+          <w:noProof/>
+          <w:szCs w:val="20"/>
+        </w:rPr>
+        <w:instrText xml:space="preserve"> MERGEFIELD  ContactName  \* MERGEFORMAT </w:instrText>
+      </w:r>
+      <w:r>
+        <w:rPr>
+          <w:rFonts w:ascii="Bitstream Vera Serif" w:hAnsi="Bitstream Vera Serif"/>
+          <w:noProof/>
+          <w:szCs w:val="20"/>
+        </w:rPr>
+        <w:fldChar w:fldCharType="separate"/>
+      </w:r>
+      <w:r>
+        <w:rPr>
+          <w:rFonts w:ascii="Bitstream Vera Serif" w:hAnsi="Bitstream Vera Serif"/>
+          <w:noProof/>
+          <w:szCs w:val="20"/>
+        </w:rPr>
+        <w:t>«ContactName»</w:t>
+      </w:r>
+      <w:r>
+        <w:rPr>
+          <w:rFonts w:ascii="Bitstream Vera Serif" w:hAnsi="Bitstream Vera Serif"/>
+          <w:noProof/>
+          <w:szCs w:val="20"/>
+        </w:rPr>
+        <w:fldChar w:fldCharType="end"/>
+      </w:r>
+      <w:r>
+        <w:rPr>
+          <w:rFonts w:ascii="Bitstream Vera Serif" w:hAnsi="Bitstream Vera Serif"/>
+          <w:noProof/>
+          <w:szCs w:val="20"/>
+        </w:rPr>
+        <w:t>,</w:t>
+      </w:r>
     </w:p>
     <w:p>
       <w:pPr>
@@ -1042,16 +1125,10 @@
       <w:r>
         <w:rPr>
           <w:rFonts w:ascii="Bitstream Vera Serif" w:hAnsi="Bitstream Vera Serif"/>
-          <w:szCs w:val="20"/>
-        </w:rPr>
-        <w:t>Dear</w:t>
-      </w:r>
-      <w:r>
-        <w:rPr>
-          <w:rFonts w:ascii="Bitstream Vera Serif" w:hAnsi="Bitstream Vera Serif"/>
-          <w:szCs w:val="20"/>
-        </w:rPr>
-        <w:t xml:space="preserve"> </w:t>
+          <w:noProof/>
+          <w:szCs w:val="20"/>
+        </w:rPr>
+        <w:t xml:space="preserve">We are pleased to extend to you a formal offer of employment for the position of </w:t>
       </w:r>
       <w:r>
         <w:rPr>
@@ -1067,7 +1144,7 @@
           <w:noProof/>
           <w:szCs w:val="20"/>
         </w:rPr>
-        <w:instrText xml:space="preserve"> MERGEFIELD  ContactName  \* MERGEFORMAT </w:instrText>
+        <w:instrText xml:space="preserve"> MERGEFIELD  PositionTitle  \* MERGEFORMAT </w:instrText>
       </w:r>
       <w:r>
         <w:rPr>
@@ -1083,7 +1160,7 @@
           <w:noProof/>
           <w:szCs w:val="20"/>
         </w:rPr>
-        <w:t>«ContactName»</w:t>
+        <w:t>«PositionTitle»</w:t>
       </w:r>
       <w:r>
         <w:rPr>
@@ -1099,25 +1176,7 @@
           <w:noProof/>
           <w:szCs w:val="20"/>
         </w:rPr>
-        <w:t>,</w:t>
-      </w:r>
-    </w:p>
-    <w:p>
-      <w:pPr>
-        <w:spacing w:after="100" w:afterAutospacing="1"/>
-        <w:rPr>
-          <w:rFonts w:ascii="Bitstream Vera Serif" w:hAnsi="Bitstream Vera Serif"/>
-          <w:noProof/>
-          <w:szCs w:val="20"/>
-        </w:rPr>
-      </w:pPr>
-      <w:r>
-        <w:rPr>
-          <w:rFonts w:ascii="Bitstream Vera Serif" w:hAnsi="Bitstream Vera Serif"/>
-          <w:noProof/>
-          <w:szCs w:val="20"/>
-        </w:rPr>
-        <w:t xml:space="preserve">We are pleased to extend to you a formal offer of employment for the position of </w:t>
+        <w:t xml:space="preserve"> in the </w:t>
       </w:r>
       <w:r>
         <w:rPr>
@@ -1133,7 +1192,7 @@
           <w:noProof/>
           <w:szCs w:val="20"/>
         </w:rPr>
-        <w:instrText xml:space="preserve"> MERGEFIELD  PositionTitle  \* MERGEFORMAT </w:instrText>
+        <w:instrText xml:space="preserve"> MERGEFIELD  DepartmentName  \* MERGEFORMAT </w:instrText>
       </w:r>
       <w:r>
         <w:rPr>
@@ -1149,7 +1208,7 @@
           <w:noProof/>
           <w:szCs w:val="20"/>
         </w:rPr>
-        <w:t>«PositionTitle»</w:t>
+        <w:t>«DepartmentName»</w:t>
       </w:r>
       <w:r>
         <w:rPr>
@@ -1165,66 +1224,20 @@
           <w:noProof/>
           <w:szCs w:val="20"/>
         </w:rPr>
-        <w:t xml:space="preserve"> in the </w:t>
-      </w:r>
-      <w:r>
-        <w:rPr>
-          <w:rFonts w:ascii="Bitstream Vera Serif" w:hAnsi="Bitstream Vera Serif"/>
-          <w:noProof/>
-          <w:szCs w:val="20"/>
-        </w:rPr>
-        <w:fldChar w:fldCharType="begin"/>
-      </w:r>
-      <w:r>
-        <w:rPr>
-          <w:rFonts w:ascii="Bitstream Vera Serif" w:hAnsi="Bitstream Vera Serif"/>
-          <w:noProof/>
-          <w:szCs w:val="20"/>
-        </w:rPr>
-        <w:instrText xml:space="preserve"> MERGEFIELD  DepartmentName  \* MERGEFORMAT </w:instrText>
-      </w:r>
-      <w:r>
-        <w:rPr>
-          <w:rFonts w:ascii="Bitstream Vera Serif" w:hAnsi="Bitstream Vera Serif"/>
-          <w:noProof/>
-          <w:szCs w:val="20"/>
-        </w:rPr>
-        <w:fldChar w:fldCharType="separate"/>
-      </w:r>
-      <w:r>
-        <w:rPr>
-          <w:rFonts w:ascii="Bitstream Vera Serif" w:hAnsi="Bitstream Vera Serif"/>
-          <w:noProof/>
-          <w:szCs w:val="20"/>
-        </w:rPr>
-        <w:t>«DepartmentName»</w:t>
-      </w:r>
-      <w:r>
-        <w:rPr>
-          <w:rFonts w:ascii="Bitstream Vera Serif" w:hAnsi="Bitstream Vera Serif"/>
-          <w:noProof/>
-          <w:szCs w:val="20"/>
-        </w:rPr>
-        <w:fldChar w:fldCharType="end"/>
-      </w:r>
-      <w:r>
-        <w:rPr>
-          <w:rFonts w:ascii="Bitstream Vera Serif" w:hAnsi="Bitstream Vera Serif"/>
-          <w:noProof/>
-          <w:szCs w:val="20"/>
-        </w:rPr>
         <w:t xml:space="preserve"> department. We are confident that your skills, experience, and qualifications will be a valuable addition to our organization.</w:t>
       </w:r>
     </w:p>
     <w:p>
       <w:pPr>
-        <w:spacing w:after="100" w:afterAutospacing="1"/>
+        <w:shd w:val="clear" w:color="auto" w:fill="D9D9D9" w:themeFill="background1" w:themeFillShade="D9"/>
         <w:rPr>
           <w:rFonts w:ascii="Bitstream Vera Serif" w:hAnsi="Bitstream Vera Serif"/>
           <w:b/>
           <w:bCs/>
           <w:noProof/>
-          <w:szCs w:val="20"/>
+          <w:color w:val="0F243E" w:themeColor="text2" w:themeShade="80"/>
+          <w:sz w:val="28"/>
+          <w:szCs w:val="28"/>
         </w:rPr>
       </w:pPr>
       <w:r>
@@ -1233,13 +1246,73 @@
           <w:b/>
           <w:bCs/>
           <w:noProof/>
-          <w:szCs w:val="20"/>
+          <w:color w:val="0F243E" w:themeColor="text2" w:themeShade="80"/>
+          <w:sz w:val="28"/>
+          <w:szCs w:val="28"/>
         </w:rPr>
         <w:t>POSITION &amp; COMPENSATION DETAILS</w:t>
       </w:r>
     </w:p>
     <w:p>
       <w:pPr>
+        <w:spacing w:before="240"/>
+        <w:rPr>
+          <w:rFonts w:ascii="Bitstream Vera Serif" w:hAnsi="Bitstream Vera Serif"/>
+          <w:noProof/>
+          <w:szCs w:val="20"/>
+        </w:rPr>
+      </w:pPr>
+      <w:r>
+        <w:rPr>
+          <w:rFonts w:ascii="Bitstream Vera Serif" w:hAnsi="Bitstream Vera Serif"/>
+          <w:noProof/>
+          <w:szCs w:val="20"/>
+        </w:rPr>
+        <w:t xml:space="preserve">Position Title: </w:t>
+      </w:r>
+      <w:r>
+        <w:rPr>
+          <w:rFonts w:ascii="Bitstream Vera Serif" w:hAnsi="Bitstream Vera Serif"/>
+          <w:noProof/>
+          <w:szCs w:val="20"/>
+        </w:rPr>
+        <w:fldChar w:fldCharType="begin"/>
+      </w:r>
+      <w:r>
+        <w:rPr>
+          <w:rFonts w:ascii="Bitstream Vera Serif" w:hAnsi="Bitstream Vera Serif"/>
+          <w:noProof/>
+          <w:szCs w:val="20"/>
+        </w:rPr>
+        <w:instrText xml:space="preserve"> MERGEFIELD  PositionTitle  \* MERGEFORMAT </w:instrText>
+      </w:r>
+      <w:r>
+        <w:rPr>
+          <w:rFonts w:ascii="Bitstream Vera Serif" w:hAnsi="Bitstream Vera Serif"/>
+          <w:noProof/>
+          <w:szCs w:val="20"/>
+        </w:rPr>
+        <w:fldChar w:fldCharType="separate"/>
+      </w:r>
+      <w:r>
+        <w:rPr>
+          <w:rFonts w:ascii="Bitstream Vera Serif" w:hAnsi="Bitstream Vera Serif"/>
+          <w:noProof/>
+          <w:szCs w:val="20"/>
+        </w:rPr>
+        <w:t>«PositionTitle»</w:t>
+      </w:r>
+      <w:r>
+        <w:rPr>
+          <w:rFonts w:ascii="Bitstream Vera Serif" w:hAnsi="Bitstream Vera Serif"/>
+          <w:noProof/>
+          <w:szCs w:val="20"/>
+        </w:rPr>
+        <w:fldChar w:fldCharType="end"/>
+      </w:r>
+    </w:p>
+    <w:p>
+      <w:pPr>
         <w:spacing w:line="276" w:lineRule="auto"/>
         <w:rPr>
           <w:rFonts w:ascii="Bitstream Vera Serif" w:hAnsi="Bitstream Vera Serif"/>
@@ -1253,7 +1326,7 @@
           <w:noProof/>
           <w:szCs w:val="20"/>
         </w:rPr>
-        <w:t xml:space="preserve">Position Title: </w:t>
+        <w:t xml:space="preserve">Department: </w:t>
       </w:r>
       <w:r>
         <w:rPr>
@@ -1269,7 +1342,7 @@
           <w:noProof/>
           <w:szCs w:val="20"/>
         </w:rPr>
-        <w:instrText xml:space="preserve"> MERGEFIELD  PositionTitle  \* MERGEFORMAT </w:instrText>
+        <w:instrText xml:space="preserve"> MERGEFIELD  DepartmentName  \* MERGEFORMAT </w:instrText>
       </w:r>
       <w:r>
         <w:rPr>
@@ -1285,7 +1358,7 @@
           <w:noProof/>
           <w:szCs w:val="20"/>
         </w:rPr>
-        <w:t>«PositionTitle»</w:t>
+        <w:t>«DepartmentName»</w:t>
       </w:r>
       <w:r>
         <w:rPr>
@@ -1311,7 +1384,7 @@
           <w:noProof/>
           <w:szCs w:val="20"/>
         </w:rPr>
-        <w:t xml:space="preserve">Department: </w:t>
+        <w:t xml:space="preserve">Reports To: </w:t>
       </w:r>
       <w:r>
         <w:rPr>
@@ -1327,7 +1400,7 @@
           <w:noProof/>
           <w:szCs w:val="20"/>
         </w:rPr>
-        <w:instrText xml:space="preserve"> MERGEFIELD  DepartmentName  \* MERGEFORMAT </w:instrText>
+        <w:instrText xml:space="preserve"> MERGEFIELD  ManagerName  \* MERGEFORMAT </w:instrText>
       </w:r>
       <w:r>
         <w:rPr>
@@ -1343,7 +1416,7 @@
           <w:noProof/>
           <w:szCs w:val="20"/>
         </w:rPr>
-        <w:t>«DepartmentName»</w:t>
+        <w:t>«ManagerName»</w:t>
       </w:r>
       <w:r>
         <w:rPr>
@@ -1353,6 +1426,54 @@
         </w:rPr>
         <w:fldChar w:fldCharType="end"/>
       </w:r>
+      <w:r>
+        <w:rPr>
+          <w:rFonts w:ascii="Bitstream Vera Serif" w:hAnsi="Bitstream Vera Serif"/>
+          <w:noProof/>
+          <w:szCs w:val="20"/>
+        </w:rPr>
+        <w:t xml:space="preserve">, </w:t>
+      </w:r>
+      <w:r>
+        <w:rPr>
+          <w:rFonts w:ascii="Bitstream Vera Serif" w:hAnsi="Bitstream Vera Serif"/>
+          <w:noProof/>
+          <w:szCs w:val="20"/>
+        </w:rPr>
+        <w:fldChar w:fldCharType="begin"/>
+      </w:r>
+      <w:r>
+        <w:rPr>
+          <w:rFonts w:ascii="Bitstream Vera Serif" w:hAnsi="Bitstream Vera Serif"/>
+          <w:noProof/>
+          <w:szCs w:val="20"/>
+        </w:rPr>
+        <w:instrText xml:space="preserve"> MERGEFIELD  ManagerTitle  \* MERGEFORMAT </w:instrText>
+      </w:r>
+      <w:r>
+        <w:rPr>
+          <w:rFonts w:ascii="Bitstream Vera Serif" w:hAnsi="Bitstream Vera Serif"/>
+          <w:noProof/>
+          <w:szCs w:val="20"/>
+        </w:rPr>
+        <w:fldChar w:fldCharType="separate"/>
+      </w:r>
+      <w:r>
+        <w:rPr>
+          <w:rFonts w:ascii="Bitstream Vera Serif" w:hAnsi="Bitstream Vera Serif"/>
+          <w:noProof/>
+          <w:szCs w:val="20"/>
+        </w:rPr>
+        <w:t>«ManagerTitle»</w:t>
+      </w:r>
+      <w:r>
+        <w:rPr>
+          <w:rFonts w:ascii="Bitstream Vera Serif" w:hAnsi="Bitstream Vera Serif"/>
+          <w:noProof/>
+          <w:szCs w:val="20"/>
+        </w:rPr>
+        <w:fldChar w:fldCharType="end"/>
+      </w:r>
     </w:p>
     <w:p>
       <w:pPr>
@@ -1369,7 +1490,7 @@
           <w:noProof/>
           <w:szCs w:val="20"/>
         </w:rPr>
-        <w:t xml:space="preserve">Reports To: </w:t>
+        <w:t xml:space="preserve">Employment Type: </w:t>
       </w:r>
       <w:r>
         <w:rPr>
@@ -1385,7 +1506,7 @@
           <w:noProof/>
           <w:szCs w:val="20"/>
         </w:rPr>
-        <w:instrText xml:space="preserve"> MERGEFIELD  ManagerName  \* MERGEFORMAT </w:instrText>
+        <w:instrText xml:space="preserve"> MERGEFIELD  EmploymentType  \* MERGEFORMAT </w:instrText>
       </w:r>
       <w:r>
         <w:rPr>
@@ -1401,7 +1522,7 @@
           <w:noProof/>
           <w:szCs w:val="20"/>
         </w:rPr>
-        <w:t>«ManagerName»</w:t>
+        <w:t>«EmploymentType»</w:t>
       </w:r>
       <w:r>
         <w:rPr>
@@ -1411,6 +1532,64 @@
         </w:rPr>
         <w:fldChar w:fldCharType="end"/>
       </w:r>
+    </w:p>
+    <w:p>
+      <w:pPr>
+        <w:spacing w:line="276" w:lineRule="auto"/>
+        <w:rPr>
+          <w:rFonts w:ascii="Bitstream Vera Serif" w:hAnsi="Bitstream Vera Serif"/>
+          <w:noProof/>
+          <w:szCs w:val="20"/>
+        </w:rPr>
+      </w:pPr>
+      <w:r>
+        <w:rPr>
+          <w:rFonts w:ascii="Bitstream Vera Serif" w:hAnsi="Bitstream Vera Serif"/>
+          <w:noProof/>
+          <w:szCs w:val="20"/>
+        </w:rPr>
+        <w:t xml:space="preserve">Work Location: </w:t>
+      </w:r>
+      <w:r>
+        <w:rPr>
+          <w:rFonts w:ascii="Bitstream Vera Serif" w:hAnsi="Bitstream Vera Serif"/>
+          <w:noProof/>
+          <w:szCs w:val="20"/>
+        </w:rPr>
+        <w:fldChar w:fldCharType="begin"/>
+      </w:r>
+      <w:r>
+        <w:rPr>
+          <w:rFonts w:ascii="Bitstream Vera Serif" w:hAnsi="Bitstream Vera Serif"/>
+          <w:noProof/>
+          <w:szCs w:val="20"/>
+        </w:rPr>
+        <w:instrText xml:space="preserve"> MERGEFIELD  LocationCity  \* MERGEFORMAT </w:instrText>
+      </w:r>
+      <w:r>
+        <w:rPr>
+          <w:rFonts w:ascii="Bitstream Vera Serif" w:hAnsi="Bitstream Vera Serif"/>
+          <w:noProof/>
+          <w:szCs w:val="20"/>
+        </w:rPr>
+        <w:fldChar w:fldCharType="separate"/>
+      </w:r>
+      <w:r>
+        <w:rPr>
+          <w:rFonts w:ascii="Bitstream Vera Serif" w:hAnsi="Bitstream Vera Serif"/>
+          <w:noProof/>
+          <w:szCs w:val="20"/>
+        </w:rPr>
+        <w:t>«LocationCity»</w:t>
+      </w:r>
+      <w:r>
+        <w:rPr>
+          <w:rFonts w:ascii="Bitstream Vera Serif" w:hAnsi="Bitstream Vera Serif"/>
+          <w:noProof/>
+          <w:szCs w:val="20"/>
+        </w:rPr>
+        <w:fldChar w:fldCharType="end"/>
+      </w:r>
       <w:r>
         <w:rPr>
           <w:rFonts w:ascii="Bitstream Vera Serif" w:hAnsi="Bitstream Vera Serif"/>
@@ -1433,7 +1612,7 @@
           <w:noProof/>
           <w:szCs w:val="20"/>
         </w:rPr>
-        <w:instrText xml:space="preserve"> MERGEFIELD  ManagerTitle  \* MERGEFORMAT </w:instrText>
+        <w:instrText xml:space="preserve"> MERGEFIELD  LocationState  \* MERGEFORMAT </w:instrText>
       </w:r>
       <w:r>
         <w:rPr>
@@ -1449,7 +1628,7 @@
           <w:noProof/>
           <w:szCs w:val="20"/>
         </w:rPr>
-        <w:t>«ManagerTitle»</w:t>
+        <w:t>«LocationState»</w:t>
       </w:r>
       <w:r>
         <w:rPr>
@@ -1475,7 +1654,7 @@
           <w:noProof/>
           <w:szCs w:val="20"/>
         </w:rPr>
-        <w:t xml:space="preserve">Employment Type: </w:t>
+        <w:t xml:space="preserve">Start Date: </w:t>
       </w:r>
       <w:r>
         <w:rPr>
@@ -1491,7 +1670,7 @@
           <w:noProof/>
           <w:szCs w:val="20"/>
         </w:rPr>
-        <w:instrText xml:space="preserve"> MERGEFIELD  EmploymentType  \* MERGEFORMAT </w:instrText>
+        <w:instrText xml:space="preserve"> MERGEFIELD  StartDate  \* MERGEFORMAT </w:instrText>
       </w:r>
       <w:r>
         <w:rPr>
@@ -1507,7 +1686,7 @@
           <w:noProof/>
           <w:szCs w:val="20"/>
         </w:rPr>
-        <w:t>«EmploymentType»</w:t>
+        <w:t>«StartDate»</w:t>
       </w:r>
       <w:r>
         <w:rPr>
@@ -1533,7 +1712,7 @@
           <w:noProof/>
           <w:szCs w:val="20"/>
         </w:rPr>
-        <w:t xml:space="preserve">Work Location: </w:t>
+        <w:t xml:space="preserve">Annual Salary: </w:t>
       </w:r>
       <w:r>
         <w:rPr>
@@ -1549,7 +1728,7 @@
           <w:noProof/>
           <w:szCs w:val="20"/>
         </w:rPr>
-        <w:instrText xml:space="preserve"> MERGEFIELD  LocationCity  \* MERGEFORMAT </w:instrText>
+        <w:instrText xml:space="preserve"> MERGEFIELD  AnnualSalary  \* MERGEFORMAT </w:instrText>
       </w:r>
       <w:r>
         <w:rPr>
@@ -1565,7 +1744,7 @@
           <w:noProof/>
           <w:szCs w:val="20"/>
         </w:rPr>
-        <w:t>«LocationCity»</w:t>
+        <w:t>«AnnualSalary»</w:t>
       </w:r>
       <w:r>
         <w:rPr>
@@ -1575,13 +1754,23 @@
         </w:rPr>
         <w:fldChar w:fldCharType="end"/>
       </w:r>
-      <w:r>
-        <w:rPr>
-          <w:rFonts w:ascii="Bitstream Vera Serif" w:hAnsi="Bitstream Vera Serif"/>
-          <w:noProof/>
-          <w:szCs w:val="20"/>
-        </w:rPr>
-        <w:t xml:space="preserve">, </w:t>
+    </w:p>
+    <w:p>
+      <w:pPr>
+        <w:spacing w:after="100" w:afterAutospacing="1"/>
+        <w:rPr>
+          <w:rFonts w:ascii="Bitstream Vera Serif" w:hAnsi="Bitstream Vera Serif"/>
+          <w:noProof/>
+          <w:szCs w:val="20"/>
+        </w:rPr>
+      </w:pPr>
+      <w:r>
+        <w:rPr>
+          <w:rFonts w:ascii="Bitstream Vera Serif" w:hAnsi="Bitstream Vera Serif"/>
+          <w:noProof/>
+          <w:szCs w:val="20"/>
+        </w:rPr>
+        <w:t xml:space="preserve">Performance Bonus: </w:t>
       </w:r>
       <w:r>
         <w:rPr>
@@ -1597,7 +1786,7 @@
           <w:noProof/>
           <w:szCs w:val="20"/>
         </w:rPr>
-        <w:instrText xml:space="preserve"> MERGEFIELD  LocationState  \* MERGEFORMAT </w:instrText>
+        <w:instrText xml:space="preserve"> MERGEFIELD  BonusPercentage  \* MERGEFORMAT </w:instrText>
       </w:r>
       <w:r>
         <w:rPr>
@@ -1613,7 +1802,7 @@
           <w:noProof/>
           <w:szCs w:val="20"/>
         </w:rPr>
-        <w:t>«LocationState»</w:t>
+        <w:t>«BonusPercentage»</w:t>
       </w:r>
       <w:r>
         <w:rPr>
@@ -1623,180 +1812,6 @@
         </w:rPr>
         <w:fldChar w:fldCharType="end"/>
       </w:r>
-    </w:p>
-    <w:p>
-      <w:pPr>
-        <w:spacing w:line="276" w:lineRule="auto"/>
-        <w:rPr>
-          <w:rFonts w:ascii="Bitstream Vera Serif" w:hAnsi="Bitstream Vera Serif"/>
-          <w:noProof/>
-          <w:szCs w:val="20"/>
-        </w:rPr>
-      </w:pPr>
-      <w:r>
-        <w:rPr>
-          <w:rFonts w:ascii="Bitstream Vera Serif" w:hAnsi="Bitstream Vera Serif"/>
-          <w:noProof/>
-          <w:szCs w:val="20"/>
-        </w:rPr>
-        <w:t xml:space="preserve">Start Date: </w:t>
-      </w:r>
-      <w:r>
-        <w:rPr>
-          <w:rFonts w:ascii="Bitstream Vera Serif" w:hAnsi="Bitstream Vera Serif"/>
-          <w:noProof/>
-          <w:szCs w:val="20"/>
-        </w:rPr>
-        <w:fldChar w:fldCharType="begin"/>
-      </w:r>
-      <w:r>
-        <w:rPr>
-          <w:rFonts w:ascii="Bitstream Vera Serif" w:hAnsi="Bitstream Vera Serif"/>
-          <w:noProof/>
-          <w:szCs w:val="20"/>
-        </w:rPr>
-        <w:instrText xml:space="preserve"> MERGEFIELD  StartDate  \* MERGEFORMAT </w:instrText>
-      </w:r>
-      <w:r>
-        <w:rPr>
-          <w:rFonts w:ascii="Bitstream Vera Serif" w:hAnsi="Bitstream Vera Serif"/>
-          <w:noProof/>
-          <w:szCs w:val="20"/>
-        </w:rPr>
-        <w:fldChar w:fldCharType="separate"/>
-      </w:r>
-      <w:r>
-        <w:rPr>
-          <w:rFonts w:ascii="Bitstream Vera Serif" w:hAnsi="Bitstream Vera Serif"/>
-          <w:noProof/>
-          <w:szCs w:val="20"/>
-        </w:rPr>
-        <w:t>«StartDate»</w:t>
-      </w:r>
-      <w:r>
-        <w:rPr>
-          <w:rFonts w:ascii="Bitstream Vera Serif" w:hAnsi="Bitstream Vera Serif"/>
-          <w:noProof/>
-          <w:szCs w:val="20"/>
-        </w:rPr>
-        <w:fldChar w:fldCharType="end"/>
-      </w:r>
-    </w:p>
-    <w:p>
-      <w:pPr>
-        <w:spacing w:line="276" w:lineRule="auto"/>
-        <w:rPr>
-          <w:rFonts w:ascii="Bitstream Vera Serif" w:hAnsi="Bitstream Vera Serif"/>
-          <w:noProof/>
-          <w:szCs w:val="20"/>
-        </w:rPr>
-      </w:pPr>
-      <w:r>
-        <w:rPr>
-          <w:rFonts w:ascii="Bitstream Vera Serif" w:hAnsi="Bitstream Vera Serif"/>
-          <w:noProof/>
-          <w:szCs w:val="20"/>
-        </w:rPr>
-        <w:t xml:space="preserve">Annual Salary: </w:t>
-      </w:r>
-      <w:r>
-        <w:rPr>
-          <w:rFonts w:ascii="Bitstream Vera Serif" w:hAnsi="Bitstream Vera Serif"/>
-          <w:noProof/>
-          <w:szCs w:val="20"/>
-        </w:rPr>
-        <w:fldChar w:fldCharType="begin"/>
-      </w:r>
-      <w:r>
-        <w:rPr>
-          <w:rFonts w:ascii="Bitstream Vera Serif" w:hAnsi="Bitstream Vera Serif"/>
-          <w:noProof/>
-          <w:szCs w:val="20"/>
-        </w:rPr>
-        <w:instrText xml:space="preserve"> MERGEFIELD  AnnualSalary  \* MERGEFORMAT </w:instrText>
-      </w:r>
-      <w:r>
-        <w:rPr>
-          <w:rFonts w:ascii="Bitstream Vera Serif" w:hAnsi="Bitstream Vera Serif"/>
-          <w:noProof/>
-          <w:szCs w:val="20"/>
-        </w:rPr>
-        <w:fldChar w:fldCharType="separate"/>
-      </w:r>
-      <w:r>
-        <w:rPr>
-          <w:rFonts w:ascii="Bitstream Vera Serif" w:hAnsi="Bitstream Vera Serif"/>
-          <w:noProof/>
-          <w:szCs w:val="20"/>
-        </w:rPr>
-        <w:t>«AnnualSalary»</w:t>
-      </w:r>
-      <w:r>
-        <w:rPr>
-          <w:rFonts w:ascii="Bitstream Vera Serif" w:hAnsi="Bitstream Vera Serif"/>
-          <w:noProof/>
-          <w:szCs w:val="20"/>
-        </w:rPr>
-        <w:fldChar w:fldCharType="end"/>
-      </w:r>
-    </w:p>
-    <w:p>
-      <w:pPr>
-        <w:spacing w:after="100" w:afterAutospacing="1"/>
-        <w:rPr>
-          <w:rFonts w:ascii="Bitstream Vera Serif" w:hAnsi="Bitstream Vera Serif"/>
-          <w:noProof/>
-          <w:szCs w:val="20"/>
-        </w:rPr>
-      </w:pPr>
-      <w:r>
-        <w:rPr>
-          <w:rFonts w:ascii="Bitstream Vera Serif" w:hAnsi="Bitstream Vera Serif"/>
-          <w:noProof/>
-          <w:szCs w:val="20"/>
-        </w:rPr>
-        <w:t xml:space="preserve">Performance Bonus: </w:t>
-      </w:r>
-      <w:r>
-        <w:rPr>
-          <w:rFonts w:ascii="Bitstream Vera Serif" w:hAnsi="Bitstream Vera Serif"/>
-          <w:noProof/>
-          <w:szCs w:val="20"/>
-        </w:rPr>
-        <w:fldChar w:fldCharType="begin"/>
-      </w:r>
-      <w:r>
-        <w:rPr>
-          <w:rFonts w:ascii="Bitstream Vera Serif" w:hAnsi="Bitstream Vera Serif"/>
-          <w:noProof/>
-          <w:szCs w:val="20"/>
-        </w:rPr>
-        <w:instrText xml:space="preserve"> MERGEFIELD  BonusPercentage  \* MERGEFORMAT </w:instrText>
-      </w:r>
-      <w:r>
-        <w:rPr>
-          <w:rFonts w:ascii="Bitstream Vera Serif" w:hAnsi="Bitstream Vera Serif"/>
-          <w:noProof/>
-          <w:szCs w:val="20"/>
-        </w:rPr>
-        <w:fldChar w:fldCharType="separate"/>
-      </w:r>
-      <w:r>
-        <w:rPr>
-          <w:rFonts w:ascii="Bitstream Vera Serif" w:hAnsi="Bitstream Vera Serif"/>
-          <w:noProof/>
-          <w:szCs w:val="20"/>
-        </w:rPr>
-        <w:t>«BonusPercentage»</w:t>
-      </w:r>
-      <w:r>
-        <w:rPr>
-          <w:rFonts w:ascii="Bitstream Vera Serif" w:hAnsi="Bitstream Vera Serif"/>
-          <w:noProof/>
-          <w:szCs w:val="20"/>
-        </w:rPr>
-        <w:fldChar w:fldCharType="end"/>
-      </w:r>
       <w:r>
         <w:rPr>
           <w:rFonts w:ascii="Bitstream Vera Serif" w:hAnsi="Bitstream Vera Serif"/>
@@ -1808,13 +1823,15 @@
     </w:p>
     <w:p>
       <w:pPr>
-        <w:spacing w:after="100" w:afterAutospacing="1"/>
+        <w:shd w:val="clear" w:color="auto" w:fill="D9D9D9" w:themeFill="background1" w:themeFillShade="D9"/>
         <w:rPr>
           <w:rFonts w:ascii="Bitstream Vera Serif" w:hAnsi="Bitstream Vera Serif"/>
           <w:b/>
           <w:bCs/>
           <w:noProof/>
-          <w:szCs w:val="20"/>
+          <w:color w:val="0F243E" w:themeColor="text2" w:themeShade="80"/>
+          <w:sz w:val="28"/>
+          <w:szCs w:val="28"/>
         </w:rPr>
       </w:pPr>
       <w:r>
@@ -1823,10 +1840,34 @@
           <w:b/>
           <w:bCs/>
           <w:noProof/>
-          <w:szCs w:val="20"/>
-        </w:rPr>
-        <w:lastRenderedPageBreak/>
+          <w:color w:val="0F243E" w:themeColor="text2" w:themeShade="80"/>
+          <w:sz w:val="28"/>
+          <w:szCs w:val="28"/>
+        </w:rPr>
         <w:t>KEY BENEFITS &amp; ENTITLEMENTS</w:t>
+      </w:r>
+    </w:p>
+    <w:p>
+      <w:pPr>
+        <w:pStyle w:val="ListParagraph"/>
+        <w:numPr>
+          <w:ilvl w:val="0"/>
+          <w:numId w:val="1"/>
+        </w:numPr>
+        <w:spacing w:before="240" w:after="100" w:afterAutospacing="1"/>
+        <w:rPr>
+          <w:rFonts w:ascii="Bitstream Vera Serif" w:hAnsi="Bitstream Vera Serif"/>
+          <w:noProof/>
+          <w:szCs w:val="20"/>
+        </w:rPr>
+      </w:pPr>
+      <w:r>
+        <w:rPr>
+          <w:rFonts w:ascii="Bitstream Vera Serif" w:hAnsi="Bitstream Vera Serif"/>
+          <w:noProof/>
+          <w:szCs w:val="20"/>
+        </w:rPr>
+        <w:t>We offer an attractive benefits package that includes:</w:t>
       </w:r>
     </w:p>
     <w:p>
@@ -1849,7 +1890,48 @@
           <w:noProof/>
           <w:szCs w:val="20"/>
         </w:rPr>
-        <w:t>We offer an attractive benefits package that includes:</w:t>
+        <w:lastRenderedPageBreak/>
+        <w:t xml:space="preserve">Medical Insurance: </w:t>
+      </w:r>
+      <w:r>
+        <w:rPr>
+          <w:rFonts w:ascii="Bitstream Vera Serif" w:hAnsi="Bitstream Vera Serif"/>
+          <w:noProof/>
+          <w:szCs w:val="20"/>
+        </w:rPr>
+        <w:fldChar w:fldCharType="begin"/>
+      </w:r>
+      <w:r>
+        <w:rPr>
+          <w:rFonts w:ascii="Bitstream Vera Serif" w:hAnsi="Bitstream Vera Serif"/>
+          <w:noProof/>
+          <w:szCs w:val="20"/>
+        </w:rPr>
+        <w:instrText xml:space="preserve"> MERGEFIELD  MedicalCoverage  \* MERGEFORMAT </w:instrText>
+      </w:r>
+      <w:r>
+        <w:rPr>
+          <w:rFonts w:ascii="Bitstream Vera Serif" w:hAnsi="Bitstream Vera Serif"/>
+          <w:noProof/>
+          <w:szCs w:val="20"/>
+        </w:rPr>
+        <w:fldChar w:fldCharType="separate"/>
+      </w:r>
+      <w:r>
+        <w:rPr>
+          <w:rFonts w:ascii="Bitstream Vera Serif" w:hAnsi="Bitstream Vera Serif"/>
+          <w:noProof/>
+          <w:szCs w:val="20"/>
+        </w:rPr>
+        <w:t>«MedicalCoverage»</w:t>
+      </w:r>
+      <w:r>
+        <w:rPr>
+          <w:rFonts w:ascii="Bitstream Vera Serif" w:hAnsi="Bitstream Vera Serif"/>
+          <w:noProof/>
+          <w:szCs w:val="20"/>
+        </w:rPr>
+        <w:fldChar w:fldCharType="end"/>
       </w:r>
     </w:p>
     <w:p>
@@ -1872,7 +1954,7 @@
           <w:noProof/>
           <w:szCs w:val="20"/>
         </w:rPr>
-        <w:t xml:space="preserve">Medical Insurance: </w:t>
+        <w:t xml:space="preserve">Annual Leave: </w:t>
       </w:r>
       <w:r>
         <w:rPr>
@@ -1888,7 +1970,7 @@
           <w:noProof/>
           <w:szCs w:val="20"/>
         </w:rPr>
-        <w:instrText xml:space="preserve"> MERGEFIELD  MedicalCoverage  \* MERGEFORMAT </w:instrText>
+        <w:instrText xml:space="preserve"> MERGEFIELD  AnnualLeaveDays  \* MERGEFORMAT </w:instrText>
       </w:r>
       <w:r>
         <w:rPr>
@@ -1904,7 +1986,7 @@
           <w:noProof/>
           <w:szCs w:val="20"/>
         </w:rPr>
-        <w:t>«MedicalCoverage»</w:t>
+        <w:t>«AnnualLeaveDays»</w:t>
       </w:r>
       <w:r>
         <w:rPr>
@@ -1913,6 +1995,14 @@
           <w:szCs w:val="20"/>
         </w:rPr>
         <w:fldChar w:fldCharType="end"/>
+      </w:r>
+      <w:r>
+        <w:rPr>
+          <w:rFonts w:ascii="Bitstream Vera Serif" w:hAnsi="Bitstream Vera Serif"/>
+          <w:noProof/>
+          <w:szCs w:val="20"/>
+        </w:rPr>
+        <w:t xml:space="preserve"> days per annum</w:t>
       </w:r>
     </w:p>
     <w:p>
@@ -1935,7 +2025,7 @@
           <w:noProof/>
           <w:szCs w:val="20"/>
         </w:rPr>
-        <w:t xml:space="preserve">Annual Leave: </w:t>
+        <w:t xml:space="preserve">Sick Leave: </w:t>
       </w:r>
       <w:r>
         <w:rPr>
@@ -1951,7 +2041,7 @@
           <w:noProof/>
           <w:szCs w:val="20"/>
         </w:rPr>
-        <w:instrText xml:space="preserve"> MERGEFIELD  AnnualLeaveDays  \* MERGEFORMAT </w:instrText>
+        <w:instrText xml:space="preserve"> MERGEFIELD  SickLeaveDays  \* MERGEFORMAT </w:instrText>
       </w:r>
       <w:r>
         <w:rPr>
@@ -1967,7 +2057,7 @@
           <w:noProof/>
           <w:szCs w:val="20"/>
         </w:rPr>
-        <w:t>«AnnualLeaveDays»</w:t>
+        <w:t>«SickLeaveDays»</w:t>
       </w:r>
       <w:r>
         <w:rPr>
@@ -2006,7 +2096,7 @@
           <w:noProof/>
           <w:szCs w:val="20"/>
         </w:rPr>
-        <w:t xml:space="preserve">Sick Leave: </w:t>
+        <w:t xml:space="preserve">Retirement Plan: </w:t>
       </w:r>
       <w:r>
         <w:rPr>
@@ -2022,7 +2112,7 @@
           <w:noProof/>
           <w:szCs w:val="20"/>
         </w:rPr>
-        <w:instrText xml:space="preserve"> MERGEFIELD  SickLeaveDays  \* MERGEFORMAT </w:instrText>
+        <w:instrText xml:space="preserve"> MERGEFIELD  RetirementPlan  \* MERGEFORMAT </w:instrText>
       </w:r>
       <w:r>
         <w:rPr>
@@ -2038,7 +2128,7 @@
           <w:noProof/>
           <w:szCs w:val="20"/>
         </w:rPr>
-        <w:t>«SickLeaveDays»</w:t>
+        <w:t>«RetirementPlan»</w:t>
       </w:r>
       <w:r>
         <w:rPr>
@@ -2047,14 +2137,6 @@
           <w:szCs w:val="20"/>
         </w:rPr>
         <w:fldChar w:fldCharType="end"/>
-      </w:r>
-      <w:r>
-        <w:rPr>
-          <w:rFonts w:ascii="Bitstream Vera Serif" w:hAnsi="Bitstream Vera Serif"/>
-          <w:noProof/>
-          <w:szCs w:val="20"/>
-        </w:rPr>
-        <w:t xml:space="preserve"> days per annum</w:t>
       </w:r>
     </w:p>
     <w:p>
@@ -2077,7 +2159,7 @@
           <w:noProof/>
           <w:szCs w:val="20"/>
         </w:rPr>
-        <w:t xml:space="preserve">Retirement Plan: </w:t>
+        <w:t xml:space="preserve">Professional Development: </w:t>
       </w:r>
       <w:r>
         <w:rPr>
@@ -2093,7 +2175,7 @@
           <w:noProof/>
           <w:szCs w:val="20"/>
         </w:rPr>
-        <w:instrText xml:space="preserve"> MERGEFIELD  RetirementPlan  \* MERGEFORMAT </w:instrText>
+        <w:instrText xml:space="preserve"> MERGEFIELD  TrainingBudget  \* MERGEFORMAT </w:instrText>
       </w:r>
       <w:r>
         <w:rPr>
@@ -2109,7 +2191,7 @@
           <w:noProof/>
           <w:szCs w:val="20"/>
         </w:rPr>
-        <w:t>«RetirementPlan»</w:t>
+        <w:t>«TrainingBudget»</w:t>
       </w:r>
       <w:r>
         <w:rPr>
@@ -2140,7 +2222,7 @@
           <w:noProof/>
           <w:szCs w:val="20"/>
         </w:rPr>
-        <w:t xml:space="preserve">Professional Development: </w:t>
+        <w:t xml:space="preserve">Work Arrangement: </w:t>
       </w:r>
       <w:r>
         <w:rPr>
@@ -2156,7 +2238,7 @@
           <w:noProof/>
           <w:szCs w:val="20"/>
         </w:rPr>
-        <w:instrText xml:space="preserve"> MERGEFIELD  TrainingBudget  \* MERGEFORMAT </w:instrText>
+        <w:instrText xml:space="preserve"> MERGEFIELD  WorkArrangement  \* MERGEFORMAT </w:instrText>
       </w:r>
       <w:r>
         <w:rPr>
@@ -2172,7 +2254,7 @@
           <w:noProof/>
           <w:szCs w:val="20"/>
         </w:rPr>
-        <w:t>«TrainingBudget»</w:t>
+        <w:t>«WorkArrangement»</w:t>
       </w:r>
       <w:r>
         <w:rPr>
@@ -2185,76 +2267,16 @@
     </w:p>
     <w:p>
       <w:pPr>
-        <w:pStyle w:val="ListParagraph"/>
-        <w:numPr>
-          <w:ilvl w:val="0"/>
-          <w:numId w:val="1"/>
-        </w:numPr>
-        <w:spacing w:after="100" w:afterAutospacing="1"/>
-        <w:rPr>
-          <w:rFonts w:ascii="Bitstream Vera Serif" w:hAnsi="Bitstream Vera Serif"/>
-          <w:noProof/>
-          <w:szCs w:val="20"/>
-        </w:rPr>
-      </w:pPr>
-      <w:r>
-        <w:rPr>
-          <w:rFonts w:ascii="Bitstream Vera Serif" w:hAnsi="Bitstream Vera Serif"/>
-          <w:noProof/>
-          <w:szCs w:val="20"/>
-        </w:rPr>
-        <w:t xml:space="preserve">Work Arrangement: </w:t>
-      </w:r>
-      <w:r>
-        <w:rPr>
-          <w:rFonts w:ascii="Bitstream Vera Serif" w:hAnsi="Bitstream Vera Serif"/>
-          <w:noProof/>
-          <w:szCs w:val="20"/>
-        </w:rPr>
-        <w:fldChar w:fldCharType="begin"/>
-      </w:r>
-      <w:r>
-        <w:rPr>
-          <w:rFonts w:ascii="Bitstream Vera Serif" w:hAnsi="Bitstream Vera Serif"/>
-          <w:noProof/>
-          <w:szCs w:val="20"/>
-        </w:rPr>
-        <w:instrText xml:space="preserve"> MERGEFIELD  WorkArrangement  \* MERGEFORMAT </w:instrText>
-      </w:r>
-      <w:r>
-        <w:rPr>
-          <w:rFonts w:ascii="Bitstream Vera Serif" w:hAnsi="Bitstream Vera Serif"/>
-          <w:noProof/>
-          <w:szCs w:val="20"/>
-        </w:rPr>
-        <w:fldChar w:fldCharType="separate"/>
-      </w:r>
-      <w:r>
-        <w:rPr>
-          <w:rFonts w:ascii="Bitstream Vera Serif" w:hAnsi="Bitstream Vera Serif"/>
-          <w:noProof/>
-          <w:szCs w:val="20"/>
-        </w:rPr>
-        <w:t>«WorkArrangement»</w:t>
-      </w:r>
-      <w:r>
-        <w:rPr>
-          <w:rFonts w:ascii="Bitstream Vera Serif" w:hAnsi="Bitstream Vera Serif"/>
-          <w:noProof/>
-          <w:szCs w:val="20"/>
-        </w:rPr>
-        <w:fldChar w:fldCharType="end"/>
-      </w:r>
-    </w:p>
-    <w:p>
-      <w:pPr>
-        <w:spacing w:line="360" w:lineRule="auto"/>
+        <w:shd w:val="clear" w:color="auto" w:fill="BFBFBF" w:themeFill="background1" w:themeFillShade="BF"/>
+        <w:spacing w:line="276" w:lineRule="auto"/>
         <w:rPr>
           <w:rFonts w:ascii="Bitstream Vera Serif" w:hAnsi="Bitstream Vera Serif"/>
           <w:b/>
           <w:bCs/>
           <w:noProof/>
-          <w:szCs w:val="20"/>
+          <w:color w:val="0F243E" w:themeColor="text2" w:themeShade="80"/>
+          <w:sz w:val="28"/>
+          <w:szCs w:val="28"/>
         </w:rPr>
       </w:pPr>
       <w:r>
@@ -2263,7 +2285,9 @@
           <w:b/>
           <w:bCs/>
           <w:noProof/>
-          <w:szCs w:val="20"/>
+          <w:color w:val="0F243E" w:themeColor="text2" w:themeShade="80"/>
+          <w:sz w:val="28"/>
+          <w:szCs w:val="28"/>
         </w:rPr>
         <w:t>TERMS &amp; CONDITIONS</w:t>
       </w:r>
@@ -2572,36 +2596,16 @@
     </w:p>
     <w:p>
       <w:pPr>
-        <w:pStyle w:val="ListParagraph"/>
-        <w:numPr>
-          <w:ilvl w:val="0"/>
-          <w:numId w:val="2"/>
-        </w:numPr>
-        <w:spacing w:after="100" w:afterAutospacing="1"/>
-        <w:rPr>
-          <w:rFonts w:ascii="Bitstream Vera Serif" w:hAnsi="Bitstream Vera Serif"/>
-          <w:noProof/>
-          <w:szCs w:val="20"/>
-        </w:rPr>
-      </w:pPr>
-      <w:r>
-        <w:rPr>
-          <w:rFonts w:ascii="Bitstream Vera Serif" w:hAnsi="Bitstream Vera Serif"/>
-          <w:noProof/>
-          <w:szCs w:val="20"/>
-        </w:rPr>
-        <w:t>Your detailed Job Description is attached as Annexure A.</w:t>
-      </w:r>
-    </w:p>
-    <w:p>
-      <w:pPr>
-        <w:spacing w:line="360" w:lineRule="auto"/>
+        <w:shd w:val="clear" w:color="auto" w:fill="BFBFBF" w:themeFill="background1" w:themeFillShade="BF"/>
+        <w:spacing w:line="276" w:lineRule="auto"/>
         <w:rPr>
           <w:rFonts w:ascii="Bitstream Vera Serif" w:hAnsi="Bitstream Vera Serif"/>
           <w:b/>
           <w:bCs/>
           <w:noProof/>
-          <w:szCs w:val="20"/>
+          <w:color w:val="0F243E" w:themeColor="text2" w:themeShade="80"/>
+          <w:sz w:val="28"/>
+          <w:szCs w:val="28"/>
         </w:rPr>
       </w:pPr>
       <w:r>
@@ -2610,14 +2614,17 @@
           <w:b/>
           <w:bCs/>
           <w:noProof/>
-          <w:szCs w:val="20"/>
+          <w:color w:val="0F243E" w:themeColor="text2" w:themeShade="80"/>
+          <w:sz w:val="28"/>
+          <w:szCs w:val="28"/>
+          <w:shd w:val="clear" w:color="auto" w:fill="D9D9D9" w:themeFill="background1" w:themeFillShade="D9"/>
         </w:rPr>
         <w:t>ACCEPTANCE INSTRUCTIONS</w:t>
       </w:r>
     </w:p>
     <w:p>
       <w:pPr>
-        <w:spacing w:after="100" w:afterAutospacing="1"/>
+        <w:spacing w:before="240" w:after="100" w:afterAutospacing="1"/>
         <w:rPr>
           <w:rFonts w:ascii="Bitstream Vera Serif" w:hAnsi="Bitstream Vera Serif"/>
           <w:noProof/>
@@ -2830,7 +2837,7 @@
         <w:ind w:left="0"/>
         <w:jc w:val="right"/>
       </w:pPr>
-      <w:hyperlink r:id="rId7" w:history="1">
+      <w:hyperlink r:id="rId9" w:history="1">
         <w:r>
           <w:rPr>
             <w:rStyle w:val="Hyperlink"/>
@@ -2851,7 +2858,7 @@
           <w:rFonts w:ascii="Bitstream Vera Serif" w:hAnsi="Bitstream Vera Serif"/>
           <w:b/>
           <w:bCs/>
-          <w:color w:val="000000" w:themeColor="text1"/>
+          <w:color w:val="0F243E" w:themeColor="text2" w:themeShade="80"/>
           <w:szCs w:val="20"/>
           <w:u w:val="none"/>
         </w:rPr>
@@ -2862,11 +2869,24 @@
           <w:rFonts w:ascii="Bitstream Vera Serif" w:hAnsi="Bitstream Vera Serif"/>
           <w:b/>
           <w:bCs/>
-          <w:color w:val="000000" w:themeColor="text1"/>
-          <w:szCs w:val="20"/>
+          <w:color w:val="0F243E" w:themeColor="text2" w:themeShade="80"/>
+          <w:sz w:val="28"/>
+          <w:szCs w:val="28"/>
           <w:u w:val="none"/>
         </w:rPr>
-        <w:t>ACCEPTANCE BY CANDIDATE</w:t>
+        <w:t>ACCEPTANCE</w:t>
+      </w:r>
+      <w:r>
+        <w:rPr>
+          <w:rStyle w:val="Hyperlink"/>
+          <w:rFonts w:ascii="Bitstream Vera Serif" w:hAnsi="Bitstream Vera Serif"/>
+          <w:b/>
+          <w:bCs/>
+          <w:color w:val="0F243E" w:themeColor="text2" w:themeShade="80"/>
+          <w:szCs w:val="20"/>
+          <w:u w:val="none"/>
+        </w:rPr>
+        <w:t xml:space="preserve"> BY CANDIDATE</w:t>
       </w:r>
     </w:p>
     <w:p>
@@ -2893,18 +2913,172 @@
         <w:t>I hereby accept the offer of employment as outlined above.</w:t>
       </w:r>
     </w:p>
+    <w:tbl>
+      <w:tblPr>
+        <w:tblStyle w:val="TableGrid"/>
+        <w:tblW w:w="0" w:type="auto"/>
+        <w:tblBorders>
+          <w:top w:val="none" w:sz="0" w:space="0" w:color="auto"/>
+          <w:left w:val="none" w:sz="0" w:space="0" w:color="auto"/>
+          <w:bottom w:val="none" w:sz="0" w:space="0" w:color="auto"/>
+          <w:right w:val="none" w:sz="0" w:space="0" w:color="auto"/>
+          <w:insideH w:val="none" w:sz="0" w:space="0" w:color="auto"/>
+          <w:insideV w:val="none" w:sz="0" w:space="0" w:color="auto"/>
+        </w:tblBorders>
+        <w:tblLook w:val="04A0" w:firstRow="1" w:lastRow="0" w:firstColumn="1" w:lastColumn="0" w:noHBand="0" w:noVBand="1"/>
+      </w:tblPr>
+      <w:tblGrid>
+        <w:gridCol w:w="5388"/>
+        <w:gridCol w:w="4908"/>
+      </w:tblGrid>
+      <w:tr>
+        <w:trPr>
+          <w:cnfStyle w:val="100000000000" w:firstRow="1" w:lastRow="0" w:firstColumn="0" w:lastColumn="0" w:oddVBand="0" w:evenVBand="0" w:oddHBand="0" w:evenHBand="0" w:firstRowFirstColumn="0" w:firstRowLastColumn="0" w:lastRowFirstColumn="0" w:lastRowLastColumn="0"/>
+          <w:trHeight w:val="410"/>
+        </w:trPr>
+        <w:tc>
+          <w:tcPr>
+            <w:tcW w:w="5388" w:type="dxa"/>
+          </w:tcPr>
+          <w:p>
+            <w:pPr>
+              <w:pStyle w:val="Signature"/>
+              <w:spacing w:after="100" w:afterAutospacing="1"/>
+              <w:ind w:left="0"/>
+              <w:rPr>
+                <w:rStyle w:val="Hyperlink"/>
+                <w:rFonts w:ascii="Bitstream Vera Serif" w:hAnsi="Bitstream Vera Serif"/>
+                <w:color w:val="000000" w:themeColor="text1"/>
+                <w:szCs w:val="20"/>
+                <w:u w:val="none"/>
+              </w:rPr>
+            </w:pPr>
+          </w:p>
+        </w:tc>
+        <w:tc>
+          <w:tcPr>
+            <w:tcW w:w="4908" w:type="dxa"/>
+          </w:tcPr>
+          <w:p>
+            <w:pPr>
+              <w:pStyle w:val="Signature"/>
+              <w:spacing w:after="100" w:afterAutospacing="1"/>
+              <w:ind w:left="0"/>
+              <w:rPr>
+                <w:rStyle w:val="Hyperlink"/>
+                <w:rFonts w:ascii="Bitstream Vera Serif" w:hAnsi="Bitstream Vera Serif"/>
+                <w:color w:val="000000" w:themeColor="text1"/>
+                <w:szCs w:val="20"/>
+                <w:u w:val="none"/>
+              </w:rPr>
+            </w:pPr>
+          </w:p>
+        </w:tc>
+      </w:tr>
+      <w:tr>
+        <w:tc>
+          <w:tcPr>
+            <w:tcW w:w="5388" w:type="dxa"/>
+          </w:tcPr>
+          <w:p>
+            <w:pPr>
+              <w:pStyle w:val="Signature"/>
+              <w:spacing w:after="100" w:afterAutospacing="1"/>
+              <w:ind w:left="0"/>
+              <w:rPr>
+                <w:rStyle w:val="Hyperlink"/>
+                <w:rFonts w:ascii="Bitstream Vera Serif" w:hAnsi="Bitstream Vera Serif"/>
+                <w:color w:val="000000" w:themeColor="text1"/>
+                <w:szCs w:val="20"/>
+                <w:u w:val="none"/>
+              </w:rPr>
+            </w:pPr>
+            <w:r>
+              <w:rPr>
+                <w:rFonts w:ascii="Bitstream Vera Serif" w:hAnsi="Bitstream Vera Serif"/>
+                <w:color w:val="000000" w:themeColor="text1"/>
+                <w:szCs w:val="20"/>
+              </w:rPr>
+              <w:t>Candidate</w:t>
+            </w:r>
+            <w:r>
+              <w:rPr>
+                <w:rFonts w:ascii="Bitstream Vera Serif" w:hAnsi="Bitstream Vera Serif"/>
+                <w:color w:val="000000" w:themeColor="text1"/>
+                <w:szCs w:val="20"/>
+              </w:rPr>
+              <w:t xml:space="preserve"> </w:t>
+            </w:r>
+            <w:r>
+              <w:rPr>
+                <w:rFonts w:ascii="Bitstream Vera Serif" w:hAnsi="Bitstream Vera Serif"/>
+                <w:color w:val="000000" w:themeColor="text1"/>
+                <w:szCs w:val="20"/>
+              </w:rPr>
+              <w:t>Sign</w:t>
+            </w:r>
+            <w:r>
+              <w:rPr>
+                <w:rFonts w:ascii="Bitstream Vera Serif" w:hAnsi="Bitstream Vera Serif"/>
+                <w:color w:val="000000" w:themeColor="text1"/>
+                <w:szCs w:val="20"/>
+              </w:rPr>
+              <w:t>ature</w:t>
+            </w:r>
+          </w:p>
+        </w:tc>
+        <w:tc>
+          <w:tcPr>
+            <w:tcW w:w="4908" w:type="dxa"/>
+          </w:tcPr>
+          <w:p>
+            <w:pPr>
+              <w:pStyle w:val="Signature"/>
+              <w:spacing w:after="100" w:afterAutospacing="1"/>
+              <w:ind w:left="0"/>
+              <w:jc w:val="right"/>
+              <w:rPr>
+                <w:rStyle w:val="Hyperlink"/>
+                <w:rFonts w:ascii="Bitstream Vera Serif" w:hAnsi="Bitstream Vera Serif"/>
+                <w:color w:val="000000" w:themeColor="text1"/>
+                <w:szCs w:val="20"/>
+                <w:u w:val="none"/>
+              </w:rPr>
+            </w:pPr>
+            <w:r>
+              <w:rPr>
+                <w:rFonts w:ascii="Bitstream Vera Serif" w:hAnsi="Bitstream Vera Serif"/>
+                <w:color w:val="000000" w:themeColor="text1"/>
+                <w:szCs w:val="20"/>
+              </w:rPr>
+              <w:t>Signatory</w:t>
+            </w:r>
+            <w:r>
+              <w:rPr>
+                <w:rFonts w:ascii="Segoe UI" w:eastAsia="Times New Roman" w:hAnsi="Segoe UI" w:cs="Segoe UI"/>
+                <w:sz w:val="21"/>
+                <w:szCs w:val="21"/>
+                <w:lang w:eastAsia="en-US" w:bidi="he-IL"/>
+              </w:rPr>
+              <w:t xml:space="preserve"> </w:t>
+            </w:r>
+            <w:r>
+              <w:rPr>
+                <w:rFonts w:ascii="Bitstream Vera Serif" w:hAnsi="Bitstream Vera Serif"/>
+                <w:color w:val="000000" w:themeColor="text1"/>
+                <w:szCs w:val="20"/>
+              </w:rPr>
+              <w:t>(Company)</w:t>
+            </w:r>
+          </w:p>
+        </w:tc>
+      </w:tr>
+    </w:tbl>
     <w:p>
       <w:pPr>
         <w:pStyle w:val="Signature"/>
         <w:spacing w:after="100" w:afterAutospacing="1"/>
         <w:ind w:left="0"/>
-        <w:rPr>
-          <w:rStyle w:val="Hyperlink"/>
-          <w:rFonts w:ascii="Bitstream Vera Serif" w:hAnsi="Bitstream Vera Serif"/>
-          <w:color w:val="000000" w:themeColor="text1"/>
-          <w:szCs w:val="20"/>
-          <w:u w:val="none"/>
-        </w:rPr>
       </w:pPr>
     </w:p>
     <w:p>
@@ -2913,29 +3087,7 @@
         <w:spacing w:after="100" w:afterAutospacing="1"/>
         <w:ind w:left="0"/>
         <w:rPr>
-          <w:rFonts w:ascii="Bitstream Vera Serif" w:hAnsi="Bitstream Vera Serif"/>
-          <w:color w:val="000000" w:themeColor="text1"/>
-          <w:szCs w:val="20"/>
-        </w:rPr>
-      </w:pPr>
-      <w:r>
-        <w:rPr>
-          <w:rFonts w:ascii="Bitstream Vera Serif" w:hAnsi="Bitstream Vera Serif"/>
-          <w:color w:val="000000" w:themeColor="text1"/>
-          <w:szCs w:val="20"/>
-        </w:rPr>
-        <w:t>CandidateSign</w:t>
-      </w:r>
-    </w:p>
-    <w:p>
-      <w:pPr>
-        <w:pStyle w:val="Signature"/>
-        <w:spacing w:after="100" w:afterAutospacing="1"/>
-        <w:ind w:left="0"/>
-        <w:rPr>
-          <w:rStyle w:val="Hyperlink"/>
-          <w:color w:val="auto"/>
-          <w:u w:val="none"/>
+          <w:noProof/>
         </w:rPr>
       </w:pPr>
       <w:fldSimple w:instr=" MERGEFIELD  EndGroup:EmployeeDetails  \* MERGEFORMAT ">
@@ -2947,6 +3099,18 @@
         </w:r>
       </w:fldSimple>
     </w:p>
+    <w:p>
+      <w:pPr>
+        <w:pStyle w:val="Signature"/>
+        <w:spacing w:after="100" w:afterAutospacing="1"/>
+        <w:ind w:left="0"/>
+        <w:rPr>
+          <w:rStyle w:val="Hyperlink"/>
+          <w:color w:val="auto"/>
+          <w:u w:val="none"/>
+        </w:rPr>
+      </w:pPr>
+    </w:p>
     <w:sectPr>
       <w:pgSz w:w="12240" w:h="15840"/>
       <w:pgMar w:top="1440" w:right="1080" w:bottom="1440" w:left="1080" w:header="720" w:footer="720" w:gutter="0"/>
@@ -2955,6 +3119,44 @@
     </w:sectPr>
   </w:body>
 </w:document>
+</file>
+
+<file path=word/endnotes.xml><?xml version="1.0" encoding="utf-8"?>
+<w:endnotes xmlns:wpc="http://schemas.microsoft.com/office/word/2010/wordprocessingCanvas" xmlns:cx="http://schemas.microsoft.com/office/drawing/2014/chartex" xmlns:cx1="http://schemas.microsoft.com/office/drawing/2015/9/8/chartex" xmlns:cx2="http://schemas.microsoft.com/office/drawing/2015/10/21/chartex" xmlns:cx3="http://schemas.microsoft.com/office/drawing/2016/5/9/chartex" xmlns:cx4="http://schemas.microsoft.com/office/drawing/2016/5/10/chartex" xmlns:cx5="http://schemas.microsoft.com/office/drawing/2016/5/11/chartex" xmlns:cx6="http://schemas.microsoft.com/office/drawing/2016/5/12/chartex" xmlns:cx7="http://schemas.microsoft.com/office/drawing/2016/5/13/chartex" xmlns:cx8="http://schemas.microsoft.com/office/drawing/2016/5/14/chartex" xmlns:mc="http://schemas.openxmlformats.org/markup-compatibility/2006" xmlns:aink="http://schemas.microsoft.com/office/drawing/2016/ink" xmlns:am3d="http://schemas.microsoft.com/office/drawing/2017/model3d" xmlns:o="urn:schemas-microsoft-com:office:office" xmlns:oel="http://schemas.microsoft.com/office/2019/extlst" xmlns:r="http://schemas.openxmlformats.org/officeDocument/2006/relationships" xmlns:m="http://schemas.openxmlformats.org/officeDocument/2006/math" xmlns:v="urn:schemas-microsoft-com:vml" xmlns:wp14="http://schemas.microsoft.com/office/word/2010/wordprocessingDrawing" xmlns:wp="http://schemas.openxmlformats.org/drawingml/2006/wordprocessingDrawing" xmlns:w10="urn:schemas-microsoft-com:office:word" xmlns:w="http://schemas.openxmlformats.org/wordprocessingml/2006/main" xmlns:w14="http://schemas.microsoft.com/office/word/2010/wordml" xmlns:w15="http://schemas.microsoft.com/office/word/2012/wordml" xmlns:w16cex="http://schemas.microsoft.com/office/word/2018/wordml/cex" xmlns:w16cid="http://schemas.microsoft.com/office/word/2016/wordml/cid" xmlns:w16="http://schemas.microsoft.com/office/word/2018/wordml" xmlns:w16du="http://schemas.microsoft.com/office/word/2023/wordml/word16du" xmlns:w16sdtdh="http://schemas.microsoft.com/office/word/2020/wordml/sdtdatahash" xmlns:w16sdtfl="http://schemas.microsoft.com/office/word/2024/wordml/sdtformatlock" xmlns:w16se="http://schemas.microsoft.com/office/word/2015/wordml/symex" xmlns:wpg="http://schemas.microsoft.com/office/word/2010/wordprocessingGroup" xmlns:wpi="http://schemas.microsoft.com/office/word/2010/wordprocessingInk" xmlns:wne="http://schemas.microsoft.com/office/word/2006/wordml" xmlns:wps="http://schemas.microsoft.com/office/word/2010/wordprocessingShape" mc:Ignorable="w14 w15 w16se w16cid w16 w16cex w16sdtdh w16sdtfl w16du wp14">
+  <w:endnote w:type="separator" w:id="-1">
+    <w:p>
+      <w:r>
+        <w:separator/>
+      </w:r>
+    </w:p>
+  </w:endnote>
+  <w:endnote w:type="continuationSeparator" w:id="0">
+    <w:p>
+      <w:r>
+        <w:continuationSeparator/>
+      </w:r>
+    </w:p>
+  </w:endnote>
+</w:endnotes>
+</file>
+
+<file path=word/footnotes.xml><?xml version="1.0" encoding="utf-8"?>
+<w:footnotes xmlns:wpc="http://schemas.microsoft.com/office/word/2010/wordprocessingCanvas" xmlns:cx="http://schemas.microsoft.com/office/drawing/2014/chartex" xmlns:cx1="http://schemas.microsoft.com/office/drawing/2015/9/8/chartex" xmlns:cx2="http://schemas.microsoft.com/office/drawing/2015/10/21/chartex" xmlns:cx3="http://schemas.microsoft.com/office/drawing/2016/5/9/chartex" xmlns:cx4="http://schemas.microsoft.com/office/drawing/2016/5/10/chartex" xmlns:cx5="http://schemas.microsoft.com/office/drawing/2016/5/11/chartex" xmlns:cx6="http://schemas.microsoft.com/office/drawing/2016/5/12/chartex" xmlns:cx7="http://schemas.microsoft.com/office/drawing/2016/5/13/chartex" xmlns:cx8="http://schemas.microsoft.com/office/drawing/2016/5/14/chartex" xmlns:mc="http://schemas.openxmlformats.org/markup-compatibility/2006" xmlns:aink="http://schemas.microsoft.com/office/drawing/2016/ink" xmlns:am3d="http://schemas.microsoft.com/office/drawing/2017/model3d" xmlns:o="urn:schemas-microsoft-com:office:office" xmlns:oel="http://schemas.microsoft.com/office/2019/extlst" xmlns:r="http://schemas.openxmlformats.org/officeDocument/2006/relationships" xmlns:m="http://schemas.openxmlformats.org/officeDocument/2006/math" xmlns:v="urn:schemas-microsoft-com:vml" xmlns:wp14="http://schemas.microsoft.com/office/word/2010/wordprocessingDrawing" xmlns:wp="http://schemas.openxmlformats.org/drawingml/2006/wordprocessingDrawing" xmlns:w10="urn:schemas-microsoft-com:office:word" xmlns:w="http://schemas.openxmlformats.org/wordprocessingml/2006/main" xmlns:w14="http://schemas.microsoft.com/office/word/2010/wordml" xmlns:w15="http://schemas.microsoft.com/office/word/2012/wordml" xmlns:w16cex="http://schemas.microsoft.com/office/word/2018/wordml/cex" xmlns:w16cid="http://schemas.microsoft.com/office/word/2016/wordml/cid" xmlns:w16="http://schemas.microsoft.com/office/word/2018/wordml" xmlns:w16du="http://schemas.microsoft.com/office/word/2023/wordml/word16du" xmlns:w16sdtdh="http://schemas.microsoft.com/office/word/2020/wordml/sdtdatahash" xmlns:w16sdtfl="http://schemas.microsoft.com/office/word/2024/wordml/sdtformatlock" xmlns:w16se="http://schemas.microsoft.com/office/word/2015/wordml/symex" xmlns:wpg="http://schemas.microsoft.com/office/word/2010/wordprocessingGroup" xmlns:wpi="http://schemas.microsoft.com/office/word/2010/wordprocessingInk" xmlns:wne="http://schemas.microsoft.com/office/word/2006/wordml" xmlns:wps="http://schemas.microsoft.com/office/word/2010/wordprocessingShape" mc:Ignorable="w14 w15 w16se w16cid w16 w16cex w16sdtdh w16sdtfl w16du wp14">
+  <w:footnote w:type="separator" w:id="-1">
+    <w:p>
+      <w:r>
+        <w:separator/>
+      </w:r>
+    </w:p>
+  </w:footnote>
+  <w:footnote w:type="continuationSeparator" w:id="0">
+    <w:p>
+      <w:r>
+        <w:continuationSeparator/>
+      </w:r>
+    </w:p>
+  </w:footnote>
+</w:footnotes>
 </file>
 
 <file path=word/numbering.xml><?xml version="1.0" encoding="utf-8"?>
@@ -3740,6 +3942,30 @@
       <w:contextualSpacing/>
     </w:pPr>
   </w:style>
+  <w:style w:type="paragraph" w:styleId="Footer">
+    <w:name w:val="footer"/>
+    <w:basedOn w:val="Normal"/>
+    <w:link w:val="FooterChar"/>
+    <w:unhideWhenUsed/>
+    <w:rsid w:val="00402C74"/>
+    <w:pPr>
+      <w:tabs>
+        <w:tab w:val="center" w:pos="4680"/>
+        <w:tab w:val="right" w:pos="9360"/>
+      </w:tabs>
+    </w:pPr>
+  </w:style>
+  <w:style w:type="character" w:customStyle="1" w:styleId="FooterChar">
+    <w:name w:val="Footer Char"/>
+    <w:basedOn w:val="DefaultParagraphFont"/>
+    <w:link w:val="Footer"/>
+    <w:rsid w:val="00402C74"/>
+    <w:rPr>
+      <w:sz w:val="24"/>
+      <w:szCs w:val="24"/>
+      <w:lang w:eastAsia="zh-TW"/>
+    </w:rPr>
+  </w:style>
 </w:styles>
 </file>
 

--- a/Offer-Letter-Automation/Offer-Letter-Automation/wwwroot/Data/Template.docx
+++ b/Offer-Letter-Automation/Offer-Letter-Automation/wwwroot/Data/Template.docx
@@ -72,8 +72,8 @@
         <w:tblLook w:val="01E0" w:firstRow="1" w:lastRow="1" w:firstColumn="1" w:lastColumn="1" w:noHBand="0" w:noVBand="0"/>
       </w:tblPr>
       <w:tblGrid>
-        <w:gridCol w:w="5509"/>
-        <w:gridCol w:w="5057"/>
+        <w:gridCol w:w="5489"/>
+        <w:gridCol w:w="5077"/>
       </w:tblGrid>
       <w:tr>
         <w:trPr>
@@ -246,29 +246,12 @@
           <w:p>
             <w:pPr>
               <w:spacing w:after="60"/>
+              <w:ind w:left="1440"/>
               <w:rPr>
                 <w:rFonts w:ascii="Bitstream Vera Serif" w:hAnsi="Bitstream Vera Serif"/>
                 <w:szCs w:val="20"/>
               </w:rPr>
             </w:pPr>
-          </w:p>
-          <w:p>
-            <w:pPr>
-              <w:spacing w:after="60"/>
-              <w:rPr>
-                <w:rFonts w:ascii="Bitstream Vera Serif" w:hAnsi="Bitstream Vera Serif"/>
-                <w:szCs w:val="20"/>
-              </w:rPr>
-            </w:pPr>
-            <w:r>
-              <w:rPr>
-                <w:rFonts w:ascii="Bitstream Vera Serif" w:hAnsi="Bitstream Vera Serif"/>
-                <w:b/>
-                <w:color w:val="000080"/>
-                <w:szCs w:val="20"/>
-              </w:rPr>
-              <w:t xml:space="preserve">                       </w:t>
-            </w:r>
           </w:p>
         </w:tc>
       </w:tr>
@@ -312,27 +295,6 @@
                 <w:sz w:val="32"/>
               </w:rPr>
             </w:pPr>
-          </w:p>
-          <w:p>
-            <w:pPr>
-              <w:rPr>
-                <w:rFonts w:ascii="Arial" w:hAnsi="Arial" w:cs="Arial"/>
-                <w:b/>
-                <w:i/>
-                <w:color w:val="000080"/>
-                <w:sz w:val="32"/>
-              </w:rPr>
-            </w:pPr>
-            <w:r>
-              <w:rPr>
-                <w:rFonts w:ascii="Arial" w:hAnsi="Arial" w:cs="Arial"/>
-                <w:b/>
-                <w:i/>
-                <w:color w:val="000080"/>
-                <w:sz w:val="32"/>
-              </w:rPr>
-              <w:t xml:space="preserve"> </w:t>
-            </w:r>
             <w:r>
               <w:rPr>
                 <w:rFonts w:ascii="Arial" w:hAnsi="Arial" w:cs="Arial"/>
@@ -544,6 +506,14 @@
                 <w:szCs w:val="20"/>
                 <w:lang w:val="fr-FR"/>
               </w:rPr>
+              <w:t xml:space="preserve">  </w:t>
+            </w:r>
+            <w:r>
+              <w:rPr>
+                <w:rFonts w:ascii="Bitstream Vera Serif" w:hAnsi="Bitstream Vera Serif"/>
+                <w:szCs w:val="20"/>
+                <w:lang w:val="fr-FR"/>
+              </w:rPr>
               <w:t>1-919-481-1974.</w:t>
             </w:r>
           </w:p>
@@ -579,6 +549,14 @@
                 <w:szCs w:val="20"/>
                 <w:lang w:val="fr-FR"/>
               </w:rPr>
+              <w:t xml:space="preserve">    </w:t>
+            </w:r>
+            <w:r>
+              <w:rPr>
+                <w:rFonts w:ascii="Bitstream Vera Serif" w:hAnsi="Bitstream Vera Serif"/>
+                <w:szCs w:val="20"/>
+                <w:lang w:val="fr-FR"/>
+              </w:rPr>
               <w:t>:</w:t>
             </w:r>
             <w:r>
@@ -610,7 +588,6 @@
                 <w:lang w:val="fr-FR"/>
               </w:rPr>
             </w:pPr>
-            <w:proofErr w:type="gramStart"/>
             <w:r>
               <w:rPr>
                 <w:rFonts w:ascii="Bitstream Vera Serif" w:hAnsi="Bitstream Vera Serif"/>
@@ -619,7 +596,6 @@
               </w:rPr>
               <w:t>Email</w:t>
             </w:r>
-            <w:proofErr w:type="gramEnd"/>
             <w:r>
               <w:rPr>
                 <w:rFonts w:ascii="Bitstream Vera Serif" w:hAnsi="Bitstream Vera Serif"/>
@@ -635,7 +611,7 @@
                 <w:szCs w:val="20"/>
                 <w:lang w:val="fr-FR"/>
               </w:rPr>
-              <w:t xml:space="preserve">: </w:t>
+              <w:t>:</w:t>
             </w:r>
             <w:hyperlink r:id="rId8" w:history="1">
               <w:r>
@@ -659,6 +635,16 @@
           <w:lang w:val="fr-FR"/>
         </w:rPr>
       </w:pPr>
+      <w:r>
+        <w:rPr>
+          <w:rFonts w:ascii="Bitstream Vera Serif" w:hAnsi="Bitstream Vera Serif"/>
+          <w:noProof/>
+          <w:szCs w:val="20"/>
+        </w:rPr>
+        <w:pict w14:anchorId="0A8C3F58">
+          <v:rect id="_x0000_i1025" style="width:498.95pt;height:1.6pt;mso-position-horizontal:absolute;mso-position-horizontal-relative:text;mso-position-vertical:absolute;mso-position-vertical-relative:text" o:hrpct="990" o:hralign="center" o:hrstd="t" o:hr="t" fillcolor="#a0a0a0" stroked="f"/>
+        </w:pict>
+      </w:r>
     </w:p>
     <w:p>
       <w:pPr>
@@ -667,34 +653,6 @@
           <w:lang w:val="fr-FR"/>
         </w:rPr>
       </w:pPr>
-      <w:r>
-        <w:rPr>
-          <w:noProof/>
-        </w:rPr>
-        <w:pict w14:anchorId="627EEAFA">
-          <v:shapetype id="_x0000_t202" coordsize="21600,21600" o:spt="202" path="m,l,21600r21600,l21600,xe">
-            <v:stroke joinstyle="miter"/>
-            <v:path gradientshapeok="t" o:connecttype="rect"/>
-          </v:shapetype>
-          <v:shape id="Text Box 2" o:spid="_x0000_s1026" type="#_x0000_t202" style="position:absolute;margin-left:350.6pt;margin-top:.85pt;width:120pt;height:110pt;z-index:251659264;visibility:visible;mso-wrap-distance-left:9pt;mso-wrap-distance-top:3.6pt;mso-wrap-distance-right:9pt;mso-wrap-distance-bottom:3.6pt;mso-position-horizontal-relative:text;mso-position-vertical-relative:text;mso-width-relative:margin;mso-height-relative:margin;v-text-anchor:top">
-            <v:textbox>
-              <w:txbxContent>
-                <w:p>
-                  <w:fldSimple w:instr=" MERGEFIELD  Image:Photo \* FirstCap  \* MERGEFORMAT ">
-                    <w:r>
-                      <w:rPr>
-                        <w:noProof/>
-                      </w:rPr>
-                      <w:t>«Image:Photo»</w:t>
-                    </w:r>
-                  </w:fldSimple>
-                </w:p>
-              </w:txbxContent>
-            </v:textbox>
-            <w10:wrap type="square"/>
-          </v:shape>
-        </w:pict>
-      </w:r>
       <w:r>
         <w:rPr>
           <w:rFonts w:ascii="Bitstream Vera Serif" w:hAnsi="Bitstream Vera Serif"/>
@@ -710,11 +668,116 @@
           <w:tab w:val="left" w:pos="1440"/>
           <w:tab w:val="left" w:pos="6165"/>
         </w:tabs>
-        <w:rPr>
-          <w:rFonts w:ascii="Bitstream Vera Serif" w:hAnsi="Bitstream Vera Serif"/>
-          <w:szCs w:val="20"/>
-        </w:rPr>
-      </w:pPr>
+        <w:spacing w:line="360" w:lineRule="auto"/>
+        <w:rPr>
+          <w:rFonts w:ascii="Bitstream Vera Serif" w:hAnsi="Bitstream Vera Serif"/>
+          <w:szCs w:val="20"/>
+        </w:rPr>
+      </w:pPr>
+      <w:r>
+        <w:rPr>
+          <w:noProof/>
+        </w:rPr>
+        <mc:AlternateContent>
+          <mc:Choice Requires="wps">
+            <w:drawing>
+              <wp:anchor distT="45720" distB="45720" distL="114300" distR="114300" simplePos="0" relativeHeight="251659264" behindDoc="0" locked="0" layoutInCell="1" allowOverlap="1" wp14:anchorId="627EEAFA" wp14:editId="13F59CD0">
+                <wp:simplePos x="0" y="0"/>
+                <wp:positionH relativeFrom="column">
+                  <wp:posOffset>4505960</wp:posOffset>
+                </wp:positionH>
+                <wp:positionV relativeFrom="paragraph">
+                  <wp:posOffset>10795</wp:posOffset>
+                </wp:positionV>
+                <wp:extent cx="1524000" cy="1397000"/>
+                <wp:effectExtent l="10160" t="9525" r="8890" b="12700"/>
+                <wp:wrapSquare wrapText="bothSides"/>
+                <wp:docPr id="1465020758" name="Text Box 2"/>
+                <wp:cNvGraphicFramePr>
+                  <a:graphicFrameLocks xmlns:a="http://schemas.openxmlformats.org/drawingml/2006/main"/>
+                </wp:cNvGraphicFramePr>
+                <a:graphic xmlns:a="http://schemas.openxmlformats.org/drawingml/2006/main">
+                  <a:graphicData uri="http://schemas.microsoft.com/office/word/2010/wordprocessingShape">
+                    <wps:wsp>
+                      <wps:cNvSpPr txBox="1">
+                        <a:spLocks noChangeArrowheads="1"/>
+                      </wps:cNvSpPr>
+                      <wps:spPr bwMode="auto">
+                        <a:xfrm>
+                          <a:off x="0" y="0"/>
+                          <a:ext cx="1524000" cy="1397000"/>
+                        </a:xfrm>
+                        <a:prstGeom prst="rect">
+                          <a:avLst/>
+                        </a:prstGeom>
+                        <a:solidFill>
+                          <a:srgbClr val="FFFFFF"/>
+                        </a:solidFill>
+                        <a:ln w="9525">
+                          <a:solidFill>
+                            <a:srgbClr val="000000"/>
+                          </a:solidFill>
+                          <a:miter lim="800000"/>
+                          <a:headEnd/>
+                          <a:tailEnd/>
+                        </a:ln>
+                      </wps:spPr>
+                      <wps:txbx>
+                        <w:txbxContent>
+                          <w:p>
+                            <w:fldSimple w:instr=" MERGEFIELD  Image:Photo \* FirstCap  \* MERGEFORMAT ">
+                              <w:r>
+                                <w:rPr>
+                                  <w:noProof/>
+                                </w:rPr>
+                                <w:t>«Image:Photo»</w:t>
+                              </w:r>
+                            </w:fldSimple>
+                          </w:p>
+                        </w:txbxContent>
+                      </wps:txbx>
+                      <wps:bodyPr rot="0" vert="horz" wrap="square" lIns="91440" tIns="45720" rIns="91440" bIns="45720" anchor="t" anchorCtr="0" upright="1">
+                        <a:noAutofit/>
+                      </wps:bodyPr>
+                    </wps:wsp>
+                  </a:graphicData>
+                </a:graphic>
+                <wp14:sizeRelH relativeFrom="margin">
+                  <wp14:pctWidth>0</wp14:pctWidth>
+                </wp14:sizeRelH>
+                <wp14:sizeRelV relativeFrom="margin">
+                  <wp14:pctHeight>0</wp14:pctHeight>
+                </wp14:sizeRelV>
+              </wp:anchor>
+            </w:drawing>
+          </mc:Choice>
+          <mc:Fallback>
+            <w:pict>
+              <v:shapetype w14:anchorId="627EEAFA" id="_x0000_t202" coordsize="21600,21600" o:spt="202" path="m,l,21600r21600,l21600,xe">
+                <v:stroke joinstyle="miter"/>
+                <v:path gradientshapeok="t" o:connecttype="rect"/>
+              </v:shapetype>
+              <v:shape id="Text Box 2" o:spid="_x0000_s1026" type="#_x0000_t202" style="position:absolute;margin-left:354.8pt;margin-top:.85pt;width:120pt;height:110pt;z-index:251659264;visibility:visible;mso-wrap-style:square;mso-width-percent:0;mso-height-percent:0;mso-wrap-distance-left:9pt;mso-wrap-distance-top:3.6pt;mso-wrap-distance-right:9pt;mso-wrap-distance-bottom:3.6pt;mso-position-horizontal:absolute;mso-position-horizontal-relative:text;mso-position-vertical:absolute;mso-position-vertical-relative:text;mso-width-percent:0;mso-height-percent:0;mso-width-relative:margin;mso-height-relative:margin;v-text-anchor:top" o:gfxdata="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">
+                <v:textbox>
+                  <w:txbxContent>
+                    <w:p>
+                      <w:fldSimple w:instr=" MERGEFIELD  Image:Photo \* FirstCap  \* MERGEFORMAT ">
+                        <w:r>
+                          <w:rPr>
+                            <w:noProof/>
+                          </w:rPr>
+                          <w:t>«Image:Photo»</w:t>
+                        </w:r>
+                      </w:fldSimple>
+                    </w:p>
+                  </w:txbxContent>
+                </v:textbox>
+                <w10:wrap type="square"/>
+              </v:shape>
+            </w:pict>
+          </mc:Fallback>
+        </mc:AlternateContent>
+      </w:r>
       <w:r>
         <w:rPr>
           <w:rFonts w:ascii="Bitstream Vera Serif" w:hAnsi="Bitstream Vera Serif"/>
@@ -765,6 +828,7 @@
     </w:p>
     <w:p>
       <w:pPr>
+        <w:spacing w:line="360" w:lineRule="auto"/>
         <w:rPr>
           <w:rFonts w:ascii="Bitstream Vera Serif" w:hAnsi="Bitstream Vera Serif"/>
           <w:szCs w:val="20"/>
@@ -820,6 +884,7 @@
     </w:p>
     <w:p>
       <w:pPr>
+        <w:spacing w:line="360" w:lineRule="auto"/>
         <w:rPr>
           <w:rFonts w:ascii="Bitstream Vera Serif" w:hAnsi="Bitstream Vera Serif"/>
           <w:szCs w:val="20"/>
@@ -875,6 +940,7 @@
     </w:p>
     <w:p>
       <w:pPr>
+        <w:spacing w:line="360" w:lineRule="auto"/>
         <w:rPr>
           <w:rFonts w:ascii="Bitstream Vera Serif" w:hAnsi="Bitstream Vera Serif"/>
           <w:szCs w:val="20"/>
@@ -938,6 +1004,7 @@
     </w:p>
     <w:p>
       <w:pPr>
+        <w:spacing w:line="360" w:lineRule="auto"/>
         <w:ind w:firstLine="720"/>
         <w:rPr>
           <w:rFonts w:ascii="Bitstream Vera Serif" w:hAnsi="Bitstream Vera Serif"/>
@@ -950,6 +1017,14 @@
           <w:noProof/>
           <w:szCs w:val="20"/>
         </w:rPr>
+        <w:t xml:space="preserve">Phone : </w:t>
+      </w:r>
+      <w:r>
+        <w:rPr>
+          <w:rFonts w:ascii="Bitstream Vera Serif" w:hAnsi="Bitstream Vera Serif"/>
+          <w:noProof/>
+          <w:szCs w:val="20"/>
+        </w:rPr>
         <w:fldChar w:fldCharType="begin"/>
       </w:r>
       <w:r>
@@ -958,7 +1033,7 @@
           <w:noProof/>
           <w:szCs w:val="20"/>
         </w:rPr>
-        <w:instrText xml:space="preserve"> MERGEFIELD  Country \f .  \* MERGEFORMAT </w:instrText>
+        <w:instrText xml:space="preserve"> MERGEFIELD  Phone  \* MERGEFORMAT </w:instrText>
       </w:r>
       <w:r>
         <w:rPr>
@@ -974,7 +1049,7 @@
           <w:noProof/>
           <w:szCs w:val="20"/>
         </w:rPr>
-        <w:t>«Country».</w:t>
+        <w:t>«Phone»</w:t>
       </w:r>
       <w:r>
         <w:rPr>
@@ -987,18 +1062,26 @@
     </w:p>
     <w:p>
       <w:pPr>
-        <w:spacing w:line="480" w:lineRule="auto"/>
-        <w:rPr>
-          <w:rFonts w:ascii="Bitstream Vera Serif" w:hAnsi="Bitstream Vera Serif"/>
-          <w:szCs w:val="20"/>
-        </w:rPr>
-      </w:pPr>
-      <w:r>
-        <w:rPr>
-          <w:rFonts w:ascii="Bitstream Vera Serif" w:hAnsi="Bitstream Vera Serif"/>
-          <w:szCs w:val="20"/>
-        </w:rPr>
-        <w:tab/>
+        <w:spacing w:line="276" w:lineRule="auto"/>
+        <w:rPr>
+          <w:rFonts w:ascii="Bitstream Vera Serif" w:hAnsi="Bitstream Vera Serif"/>
+          <w:noProof/>
+          <w:szCs w:val="20"/>
+        </w:rPr>
+      </w:pPr>
+      <w:r>
+        <w:rPr>
+          <w:rFonts w:ascii="Bitstream Vera Serif" w:hAnsi="Bitstream Vera Serif"/>
+          <w:szCs w:val="20"/>
+        </w:rPr>
+        <w:t>Dear</w:t>
+      </w:r>
+      <w:r>
+        <w:rPr>
+          <w:rFonts w:ascii="Bitstream Vera Serif" w:hAnsi="Bitstream Vera Serif"/>
+          <w:szCs w:val="20"/>
+        </w:rPr>
+        <w:t xml:space="preserve"> </w:t>
       </w:r>
       <w:r>
         <w:rPr>
@@ -1014,7 +1097,7 @@
           <w:noProof/>
           <w:szCs w:val="20"/>
         </w:rPr>
-        <w:instrText xml:space="preserve"> MERGEFIELD  Phone \b "Phone  :  "  \* MERGEFORMAT </w:instrText>
+        <w:instrText xml:space="preserve"> MERGEFIELD  ContactName  \* MERGEFORMAT </w:instrText>
       </w:r>
       <w:r>
         <w:rPr>
@@ -1030,7 +1113,7 @@
           <w:noProof/>
           <w:szCs w:val="20"/>
         </w:rPr>
-        <w:t>Phone  :  «Phone»</w:t>
+        <w:t>«ContactName»</w:t>
       </w:r>
       <w:r>
         <w:rPr>
@@ -1040,29 +1123,39 @@
         </w:rPr>
         <w:fldChar w:fldCharType="end"/>
       </w:r>
-    </w:p>
-    <w:p>
-      <w:pPr>
-        <w:spacing w:after="100" w:afterAutospacing="1"/>
-        <w:rPr>
-          <w:rFonts w:ascii="Bitstream Vera Serif" w:hAnsi="Bitstream Vera Serif"/>
-          <w:noProof/>
-          <w:szCs w:val="20"/>
-        </w:rPr>
-      </w:pPr>
-      <w:r>
-        <w:rPr>
-          <w:rFonts w:ascii="Bitstream Vera Serif" w:hAnsi="Bitstream Vera Serif"/>
-          <w:szCs w:val="20"/>
-        </w:rPr>
-        <w:t>Dear</w:t>
-      </w:r>
-      <w:r>
-        <w:rPr>
-          <w:rFonts w:ascii="Bitstream Vera Serif" w:hAnsi="Bitstream Vera Serif"/>
-          <w:szCs w:val="20"/>
-        </w:rPr>
-        <w:t xml:space="preserve"> </w:t>
+      <w:r>
+        <w:rPr>
+          <w:rFonts w:ascii="Bitstream Vera Serif" w:hAnsi="Bitstream Vera Serif"/>
+          <w:noProof/>
+          <w:szCs w:val="20"/>
+        </w:rPr>
+        <w:t>,</w:t>
+      </w:r>
+    </w:p>
+    <w:p>
+      <w:pPr>
+        <w:spacing w:after="100" w:afterAutospacing="1" w:line="276" w:lineRule="auto"/>
+        <w:rPr>
+          <w:rFonts w:ascii="Bitstream Vera Serif" w:hAnsi="Bitstream Vera Serif"/>
+          <w:noProof/>
+          <w:szCs w:val="20"/>
+        </w:rPr>
+      </w:pPr>
+      <w:r>
+        <w:rPr>
+          <w:rFonts w:ascii="Bitstream Vera Serif" w:hAnsi="Bitstream Vera Serif"/>
+          <w:noProof/>
+          <w:szCs w:val="20"/>
+        </w:rPr>
+        <w:t xml:space="preserve">We are pleased to offer you the position </w:t>
+      </w:r>
+      <w:r>
+        <w:rPr>
+          <w:rFonts w:ascii="Bitstream Vera Serif" w:hAnsi="Bitstream Vera Serif"/>
+          <w:noProof/>
+          <w:szCs w:val="20"/>
+        </w:rPr>
+        <w:t xml:space="preserve">of </w:t>
       </w:r>
       <w:r>
         <w:rPr>
@@ -1078,7 +1171,7 @@
           <w:noProof/>
           <w:szCs w:val="20"/>
         </w:rPr>
-        <w:instrText xml:space="preserve"> MERGEFIELD  ContactName  \* MERGEFORMAT </w:instrText>
+        <w:instrText xml:space="preserve"> MERGEFIELD  PositionTitle  \* MERGEFORMAT </w:instrText>
       </w:r>
       <w:r>
         <w:rPr>
@@ -1094,7 +1187,7 @@
           <w:noProof/>
           <w:szCs w:val="20"/>
         </w:rPr>
-        <w:t>«ContactName»</w:t>
+        <w:t>«PositionTitle»</w:t>
       </w:r>
       <w:r>
         <w:rPr>
@@ -1110,25 +1203,7 @@
           <w:noProof/>
           <w:szCs w:val="20"/>
         </w:rPr>
-        <w:t>,</w:t>
-      </w:r>
-    </w:p>
-    <w:p>
-      <w:pPr>
-        <w:spacing w:after="100" w:afterAutospacing="1"/>
-        <w:rPr>
-          <w:rFonts w:ascii="Bitstream Vera Serif" w:hAnsi="Bitstream Vera Serif"/>
-          <w:noProof/>
-          <w:szCs w:val="20"/>
-        </w:rPr>
-      </w:pPr>
-      <w:r>
-        <w:rPr>
-          <w:rFonts w:ascii="Bitstream Vera Serif" w:hAnsi="Bitstream Vera Serif"/>
-          <w:noProof/>
-          <w:szCs w:val="20"/>
-        </w:rPr>
-        <w:t xml:space="preserve">We are pleased to extend to you a formal offer of employment for the position of </w:t>
+        <w:t xml:space="preserve"> in the </w:t>
       </w:r>
       <w:r>
         <w:rPr>
@@ -1144,7 +1219,7 @@
           <w:noProof/>
           <w:szCs w:val="20"/>
         </w:rPr>
-        <w:instrText xml:space="preserve"> MERGEFIELD  PositionTitle  \* MERGEFORMAT </w:instrText>
+        <w:instrText xml:space="preserve"> MERGEFIELD  DepartmentName  \* MERGEFORMAT </w:instrText>
       </w:r>
       <w:r>
         <w:rPr>
@@ -1160,7 +1235,7 @@
           <w:noProof/>
           <w:szCs w:val="20"/>
         </w:rPr>
-        <w:t>«PositionTitle»</w:t>
+        <w:t>«DepartmentName»</w:t>
       </w:r>
       <w:r>
         <w:rPr>
@@ -1176,60 +1251,13 @@
           <w:noProof/>
           <w:szCs w:val="20"/>
         </w:rPr>
-        <w:t xml:space="preserve"> in the </w:t>
-      </w:r>
-      <w:r>
-        <w:rPr>
-          <w:rFonts w:ascii="Bitstream Vera Serif" w:hAnsi="Bitstream Vera Serif"/>
-          <w:noProof/>
-          <w:szCs w:val="20"/>
-        </w:rPr>
-        <w:fldChar w:fldCharType="begin"/>
-      </w:r>
-      <w:r>
-        <w:rPr>
-          <w:rFonts w:ascii="Bitstream Vera Serif" w:hAnsi="Bitstream Vera Serif"/>
-          <w:noProof/>
-          <w:szCs w:val="20"/>
-        </w:rPr>
-        <w:instrText xml:space="preserve"> MERGEFIELD  DepartmentName  \* MERGEFORMAT </w:instrText>
-      </w:r>
-      <w:r>
-        <w:rPr>
-          <w:rFonts w:ascii="Bitstream Vera Serif" w:hAnsi="Bitstream Vera Serif"/>
-          <w:noProof/>
-          <w:szCs w:val="20"/>
-        </w:rPr>
-        <w:fldChar w:fldCharType="separate"/>
-      </w:r>
-      <w:r>
-        <w:rPr>
-          <w:rFonts w:ascii="Bitstream Vera Serif" w:hAnsi="Bitstream Vera Serif"/>
-          <w:noProof/>
-          <w:szCs w:val="20"/>
-        </w:rPr>
-        <w:t>«DepartmentName»</w:t>
-      </w:r>
-      <w:r>
-        <w:rPr>
-          <w:rFonts w:ascii="Bitstream Vera Serif" w:hAnsi="Bitstream Vera Serif"/>
-          <w:noProof/>
-          <w:szCs w:val="20"/>
-        </w:rPr>
-        <w:fldChar w:fldCharType="end"/>
-      </w:r>
-      <w:r>
-        <w:rPr>
-          <w:rFonts w:ascii="Bitstream Vera Serif" w:hAnsi="Bitstream Vera Serif"/>
-          <w:noProof/>
-          <w:szCs w:val="20"/>
-        </w:rPr>
         <w:t xml:space="preserve"> department. We are confident that your skills, experience, and qualifications will be a valuable addition to our organization.</w:t>
       </w:r>
     </w:p>
     <w:p>
       <w:pPr>
         <w:shd w:val="clear" w:color="auto" w:fill="D9D9D9" w:themeFill="background1" w:themeFillShade="D9"/>
+        <w:spacing w:before="240"/>
         <w:rPr>
           <w:rFonts w:ascii="Bitstream Vera Serif" w:hAnsi="Bitstream Vera Serif"/>
           <w:b/>
@@ -1255,7 +1283,7 @@
     </w:p>
     <w:p>
       <w:pPr>
-        <w:spacing w:before="240"/>
+        <w:spacing w:before="240" w:line="360" w:lineRule="auto"/>
         <w:rPr>
           <w:rFonts w:ascii="Bitstream Vera Serif" w:hAnsi="Bitstream Vera Serif"/>
           <w:noProof/>
@@ -1313,7 +1341,7 @@
     </w:p>
     <w:p>
       <w:pPr>
-        <w:spacing w:line="276" w:lineRule="auto"/>
+        <w:spacing w:line="360" w:lineRule="auto"/>
         <w:rPr>
           <w:rFonts w:ascii="Bitstream Vera Serif" w:hAnsi="Bitstream Vera Serif"/>
           <w:noProof/>
@@ -1371,7 +1399,7 @@
     </w:p>
     <w:p>
       <w:pPr>
-        <w:spacing w:line="276" w:lineRule="auto"/>
+        <w:spacing w:line="360" w:lineRule="auto"/>
         <w:rPr>
           <w:rFonts w:ascii="Bitstream Vera Serif" w:hAnsi="Bitstream Vera Serif"/>
           <w:noProof/>
@@ -1477,7 +1505,7 @@
     </w:p>
     <w:p>
       <w:pPr>
-        <w:spacing w:line="276" w:lineRule="auto"/>
+        <w:spacing w:line="360" w:lineRule="auto"/>
         <w:rPr>
           <w:rFonts w:ascii="Bitstream Vera Serif" w:hAnsi="Bitstream Vera Serif"/>
           <w:noProof/>
@@ -1535,7 +1563,7 @@
     </w:p>
     <w:p>
       <w:pPr>
-        <w:spacing w:line="276" w:lineRule="auto"/>
+        <w:spacing w:line="360" w:lineRule="auto"/>
         <w:rPr>
           <w:rFonts w:ascii="Bitstream Vera Serif" w:hAnsi="Bitstream Vera Serif"/>
           <w:noProof/>
@@ -1641,7 +1669,7 @@
     </w:p>
     <w:p>
       <w:pPr>
-        <w:spacing w:line="276" w:lineRule="auto"/>
+        <w:spacing w:line="360" w:lineRule="auto"/>
         <w:rPr>
           <w:rFonts w:ascii="Bitstream Vera Serif" w:hAnsi="Bitstream Vera Serif"/>
           <w:noProof/>
@@ -1699,7 +1727,7 @@
     </w:p>
     <w:p>
       <w:pPr>
-        <w:spacing w:line="276" w:lineRule="auto"/>
+        <w:spacing w:line="360" w:lineRule="auto"/>
         <w:rPr>
           <w:rFonts w:ascii="Bitstream Vera Serif" w:hAnsi="Bitstream Vera Serif"/>
           <w:noProof/>
@@ -1757,7 +1785,7 @@
     </w:p>
     <w:p>
       <w:pPr>
-        <w:spacing w:after="100" w:afterAutospacing="1"/>
+        <w:spacing w:after="100" w:afterAutospacing="1" w:line="360" w:lineRule="auto"/>
         <w:rPr>
           <w:rFonts w:ascii="Bitstream Vera Serif" w:hAnsi="Bitstream Vera Serif"/>
           <w:noProof/>
@@ -1854,7 +1882,7 @@
           <w:ilvl w:val="0"/>
           <w:numId w:val="1"/>
         </w:numPr>
-        <w:spacing w:before="240" w:after="100" w:afterAutospacing="1"/>
+        <w:spacing w:before="240" w:after="100" w:afterAutospacing="1" w:line="276" w:lineRule="auto"/>
         <w:rPr>
           <w:rFonts w:ascii="Bitstream Vera Serif" w:hAnsi="Bitstream Vera Serif"/>
           <w:noProof/>
@@ -1877,7 +1905,7 @@
           <w:ilvl w:val="0"/>
           <w:numId w:val="1"/>
         </w:numPr>
-        <w:spacing w:after="100" w:afterAutospacing="1"/>
+        <w:spacing w:after="100" w:afterAutospacing="1" w:line="360" w:lineRule="auto"/>
         <w:rPr>
           <w:rFonts w:ascii="Bitstream Vera Serif" w:hAnsi="Bitstream Vera Serif"/>
           <w:noProof/>
@@ -1941,7 +1969,7 @@
           <w:ilvl w:val="0"/>
           <w:numId w:val="1"/>
         </w:numPr>
-        <w:spacing w:after="100" w:afterAutospacing="1"/>
+        <w:spacing w:after="100" w:afterAutospacing="1" w:line="360" w:lineRule="auto"/>
         <w:rPr>
           <w:rFonts w:ascii="Bitstream Vera Serif" w:hAnsi="Bitstream Vera Serif"/>
           <w:noProof/>
@@ -2012,7 +2040,7 @@
           <w:ilvl w:val="0"/>
           <w:numId w:val="1"/>
         </w:numPr>
-        <w:spacing w:after="100" w:afterAutospacing="1"/>
+        <w:spacing w:after="100" w:afterAutospacing="1" w:line="360" w:lineRule="auto"/>
         <w:rPr>
           <w:rFonts w:ascii="Bitstream Vera Serif" w:hAnsi="Bitstream Vera Serif"/>
           <w:noProof/>
@@ -2083,7 +2111,7 @@
           <w:ilvl w:val="0"/>
           <w:numId w:val="1"/>
         </w:numPr>
-        <w:spacing w:after="100" w:afterAutospacing="1"/>
+        <w:spacing w:after="100" w:afterAutospacing="1" w:line="360" w:lineRule="auto"/>
         <w:rPr>
           <w:rFonts w:ascii="Bitstream Vera Serif" w:hAnsi="Bitstream Vera Serif"/>
           <w:noProof/>
@@ -2146,70 +2174,7 @@
           <w:ilvl w:val="0"/>
           <w:numId w:val="1"/>
         </w:numPr>
-        <w:spacing w:after="100" w:afterAutospacing="1"/>
-        <w:rPr>
-          <w:rFonts w:ascii="Bitstream Vera Serif" w:hAnsi="Bitstream Vera Serif"/>
-          <w:noProof/>
-          <w:szCs w:val="20"/>
-        </w:rPr>
-      </w:pPr>
-      <w:r>
-        <w:rPr>
-          <w:rFonts w:ascii="Bitstream Vera Serif" w:hAnsi="Bitstream Vera Serif"/>
-          <w:noProof/>
-          <w:szCs w:val="20"/>
-        </w:rPr>
-        <w:t xml:space="preserve">Professional Development: </w:t>
-      </w:r>
-      <w:r>
-        <w:rPr>
-          <w:rFonts w:ascii="Bitstream Vera Serif" w:hAnsi="Bitstream Vera Serif"/>
-          <w:noProof/>
-          <w:szCs w:val="20"/>
-        </w:rPr>
-        <w:fldChar w:fldCharType="begin"/>
-      </w:r>
-      <w:r>
-        <w:rPr>
-          <w:rFonts w:ascii="Bitstream Vera Serif" w:hAnsi="Bitstream Vera Serif"/>
-          <w:noProof/>
-          <w:szCs w:val="20"/>
-        </w:rPr>
-        <w:instrText xml:space="preserve"> MERGEFIELD  TrainingBudget  \* MERGEFORMAT </w:instrText>
-      </w:r>
-      <w:r>
-        <w:rPr>
-          <w:rFonts w:ascii="Bitstream Vera Serif" w:hAnsi="Bitstream Vera Serif"/>
-          <w:noProof/>
-          <w:szCs w:val="20"/>
-        </w:rPr>
-        <w:fldChar w:fldCharType="separate"/>
-      </w:r>
-      <w:r>
-        <w:rPr>
-          <w:rFonts w:ascii="Bitstream Vera Serif" w:hAnsi="Bitstream Vera Serif"/>
-          <w:noProof/>
-          <w:szCs w:val="20"/>
-        </w:rPr>
-        <w:t>«TrainingBudget»</w:t>
-      </w:r>
-      <w:r>
-        <w:rPr>
-          <w:rFonts w:ascii="Bitstream Vera Serif" w:hAnsi="Bitstream Vera Serif"/>
-          <w:noProof/>
-          <w:szCs w:val="20"/>
-        </w:rPr>
-        <w:fldChar w:fldCharType="end"/>
-      </w:r>
-    </w:p>
-    <w:p>
-      <w:pPr>
-        <w:pStyle w:val="ListParagraph"/>
-        <w:numPr>
-          <w:ilvl w:val="0"/>
-          <w:numId w:val="1"/>
-        </w:numPr>
-        <w:spacing w:after="100" w:afterAutospacing="1"/>
+        <w:spacing w:after="100" w:afterAutospacing="1" w:line="360" w:lineRule="auto"/>
         <w:rPr>
           <w:rFonts w:ascii="Bitstream Vera Serif" w:hAnsi="Bitstream Vera Serif"/>
           <w:noProof/>
@@ -2319,7 +2284,7 @@
           <w:ilvl w:val="0"/>
           <w:numId w:val="2"/>
         </w:numPr>
-        <w:spacing w:after="100" w:afterAutospacing="1"/>
+        <w:spacing w:line="360" w:lineRule="auto"/>
         <w:rPr>
           <w:rFonts w:ascii="Bitstream Vera Serif" w:hAnsi="Bitstream Vera Serif"/>
           <w:noProof/>
@@ -2390,7 +2355,7 @@
           <w:ilvl w:val="0"/>
           <w:numId w:val="2"/>
         </w:numPr>
-        <w:spacing w:after="100" w:afterAutospacing="1"/>
+        <w:spacing w:line="360" w:lineRule="auto"/>
         <w:rPr>
           <w:rFonts w:ascii="Bitstream Vera Serif" w:hAnsi="Bitstream Vera Serif"/>
           <w:noProof/>
@@ -2413,7 +2378,7 @@
           <w:ilvl w:val="0"/>
           <w:numId w:val="2"/>
         </w:numPr>
-        <w:spacing w:after="100" w:afterAutospacing="1"/>
+        <w:spacing w:line="360" w:lineRule="auto"/>
         <w:rPr>
           <w:rFonts w:ascii="Bitstream Vera Serif" w:hAnsi="Bitstream Vera Serif"/>
           <w:noProof/>
@@ -2484,7 +2449,7 @@
           <w:ilvl w:val="0"/>
           <w:numId w:val="2"/>
         </w:numPr>
-        <w:spacing w:after="100" w:afterAutospacing="1"/>
+        <w:spacing w:line="360" w:lineRule="auto"/>
         <w:rPr>
           <w:rFonts w:ascii="Bitstream Vera Serif" w:hAnsi="Bitstream Vera Serif"/>
           <w:noProof/>
@@ -2498,100 +2463,6 @@
           <w:szCs w:val="20"/>
         </w:rPr>
         <w:t>Confidentiality: You will maintain strict confidentiality of company information</w:t>
-      </w:r>
-    </w:p>
-    <w:p>
-      <w:pPr>
-        <w:pStyle w:val="ListParagraph"/>
-        <w:numPr>
-          <w:ilvl w:val="0"/>
-          <w:numId w:val="2"/>
-        </w:numPr>
-        <w:spacing w:after="100" w:afterAutospacing="1"/>
-        <w:rPr>
-          <w:rFonts w:ascii="Bitstream Vera Serif" w:hAnsi="Bitstream Vera Serif"/>
-          <w:noProof/>
-          <w:szCs w:val="20"/>
-        </w:rPr>
-      </w:pPr>
-      <w:r>
-        <w:rPr>
-          <w:rFonts w:ascii="Bitstream Vera Serif" w:hAnsi="Bitstream Vera Serif"/>
-          <w:noProof/>
-          <w:szCs w:val="20"/>
-        </w:rPr>
-        <w:t>Code of Conduct: Adherence to our Company Policies and Code of Conduct</w:t>
-      </w:r>
-    </w:p>
-    <w:p>
-      <w:pPr>
-        <w:pStyle w:val="ListParagraph"/>
-        <w:numPr>
-          <w:ilvl w:val="0"/>
-          <w:numId w:val="2"/>
-        </w:numPr>
-        <w:spacing w:after="100" w:afterAutospacing="1"/>
-        <w:rPr>
-          <w:rFonts w:ascii="Bitstream Vera Serif" w:hAnsi="Bitstream Vera Serif"/>
-          <w:noProof/>
-          <w:szCs w:val="20"/>
-        </w:rPr>
-      </w:pPr>
-      <w:r>
-        <w:rPr>
-          <w:rFonts w:ascii="Bitstream Vera Serif" w:hAnsi="Bitstream Vera Serif"/>
-          <w:noProof/>
-          <w:szCs w:val="20"/>
-        </w:rPr>
-        <w:t xml:space="preserve">Non-Compete Agreement: </w:t>
-      </w:r>
-      <w:r>
-        <w:rPr>
-          <w:rFonts w:ascii="Bitstream Vera Serif" w:hAnsi="Bitstream Vera Serif"/>
-          <w:noProof/>
-          <w:szCs w:val="20"/>
-        </w:rPr>
-        <w:fldChar w:fldCharType="begin"/>
-      </w:r>
-      <w:r>
-        <w:rPr>
-          <w:rFonts w:ascii="Bitstream Vera Serif" w:hAnsi="Bitstream Vera Serif"/>
-          <w:noProof/>
-          <w:szCs w:val="20"/>
-        </w:rPr>
-        <w:instrText xml:space="preserve"> MERGEFIELD  NonCompetePeriod  \* MERGEFORMAT </w:instrText>
-      </w:r>
-      <w:r>
-        <w:rPr>
-          <w:rFonts w:ascii="Bitstream Vera Serif" w:hAnsi="Bitstream Vera Serif"/>
-          <w:noProof/>
-          <w:szCs w:val="20"/>
-        </w:rPr>
-        <w:fldChar w:fldCharType="separate"/>
-      </w:r>
-      <w:r>
-        <w:rPr>
-          <w:rFonts w:ascii="Bitstream Vera Serif" w:hAnsi="Bitstream Vera Serif"/>
-          <w:noProof/>
-          <w:szCs w:val="20"/>
-        </w:rPr>
-        <w:t>«NonCompetePeriod»</w:t>
-      </w:r>
-      <w:r>
-        <w:rPr>
-          <w:rFonts w:ascii="Bitstream Vera Serif" w:hAnsi="Bitstream Vera Serif"/>
-          <w:noProof/>
-          <w:szCs w:val="20"/>
-        </w:rPr>
-        <w:fldChar w:fldCharType="end"/>
-      </w:r>
-      <w:r>
-        <w:rPr>
-          <w:rFonts w:ascii="Bitstream Vera Serif" w:hAnsi="Bitstream Vera Serif"/>
-          <w:noProof/>
-          <w:szCs w:val="20"/>
-        </w:rPr>
-        <w:t xml:space="preserve"> months (if applicable)</w:t>
       </w:r>
     </w:p>
     <w:p>
@@ -2637,7 +2508,7 @@
           <w:noProof/>
           <w:szCs w:val="20"/>
         </w:rPr>
-        <w:t xml:space="preserve">Please confirm your acceptance of this offer by signing below and returning this document to </w:t>
+        <w:t xml:space="preserve">Please sign and return this letter by </w:t>
       </w:r>
       <w:r>
         <w:rPr>
@@ -2653,7 +2524,7 @@
           <w:noProof/>
           <w:szCs w:val="20"/>
         </w:rPr>
-        <w:instrText xml:space="preserve"> MERGEFIELD  HREmail  \* MERGEFORMAT </w:instrText>
+        <w:instrText xml:space="preserve"> MERGEFIELD  AcceptanceDeadline  \* MERGEFORMAT </w:instrText>
       </w:r>
       <w:r>
         <w:rPr>
@@ -2669,7 +2540,7 @@
           <w:noProof/>
           <w:szCs w:val="20"/>
         </w:rPr>
-        <w:t>«HREmail»</w:t>
+        <w:t>«AcceptanceDeadline»</w:t>
       </w:r>
       <w:r>
         <w:rPr>
@@ -2685,61 +2556,20 @@
           <w:noProof/>
           <w:szCs w:val="20"/>
         </w:rPr>
-        <w:t xml:space="preserve"> by </w:t>
-      </w:r>
-      <w:r>
-        <w:rPr>
-          <w:rFonts w:ascii="Bitstream Vera Serif" w:hAnsi="Bitstream Vera Serif"/>
-          <w:noProof/>
-          <w:szCs w:val="20"/>
-        </w:rPr>
-        <w:fldChar w:fldCharType="begin"/>
-      </w:r>
-      <w:r>
-        <w:rPr>
-          <w:rFonts w:ascii="Bitstream Vera Serif" w:hAnsi="Bitstream Vera Serif"/>
-          <w:noProof/>
-          <w:szCs w:val="20"/>
-        </w:rPr>
-        <w:instrText xml:space="preserve"> MERGEFIELD  AcceptanceDeadline  \* MERGEFORMAT </w:instrText>
-      </w:r>
-      <w:r>
-        <w:rPr>
-          <w:rFonts w:ascii="Bitstream Vera Serif" w:hAnsi="Bitstream Vera Serif"/>
-          <w:noProof/>
-          <w:szCs w:val="20"/>
-        </w:rPr>
-        <w:fldChar w:fldCharType="separate"/>
-      </w:r>
-      <w:r>
-        <w:rPr>
-          <w:rFonts w:ascii="Bitstream Vera Serif" w:hAnsi="Bitstream Vera Serif"/>
-          <w:noProof/>
-          <w:szCs w:val="20"/>
-        </w:rPr>
-        <w:t>«AcceptanceDeadline»</w:t>
-      </w:r>
-      <w:r>
-        <w:rPr>
-          <w:rFonts w:ascii="Bitstream Vera Serif" w:hAnsi="Bitstream Vera Serif"/>
-          <w:noProof/>
-          <w:szCs w:val="20"/>
-        </w:rPr>
-        <w:fldChar w:fldCharType="end"/>
-      </w:r>
-      <w:r>
-        <w:rPr>
-          <w:rFonts w:ascii="Bitstream Vera Serif" w:hAnsi="Bitstream Vera Serif"/>
-          <w:noProof/>
-          <w:szCs w:val="20"/>
-        </w:rPr>
-        <w:t>. Upon acceptance, you agree to complete all pre-joining formalities and join us on the specified start date.Should you have any questions or concerns regarding this offer, please feel free to contact us at the above phone number, Fax, or Email.</w:t>
+        <w:t xml:space="preserve"> </w:t>
+      </w:r>
+      <w:r>
+        <w:rPr>
+          <w:rFonts w:ascii="Bitstream Vera Serif" w:hAnsi="Bitstream Vera Serif"/>
+          <w:noProof/>
+          <w:szCs w:val="20"/>
+        </w:rPr>
+        <w:t>to confirm acceptance.</w:t>
       </w:r>
     </w:p>
     <w:p>
       <w:pPr>
         <w:spacing w:after="100" w:afterAutospacing="1"/>
-        <w:jc w:val="center"/>
         <w:rPr>
           <w:rFonts w:ascii="Bitstream Vera Serif" w:hAnsi="Bitstream Vera Serif"/>
           <w:noProof/>
@@ -2859,7 +2689,8 @@
           <w:b/>
           <w:bCs/>
           <w:color w:val="0F243E" w:themeColor="text2" w:themeShade="80"/>
-          <w:szCs w:val="20"/>
+          <w:sz w:val="28"/>
+          <w:szCs w:val="28"/>
           <w:u w:val="none"/>
         </w:rPr>
       </w:pPr>
@@ -2874,19 +2705,7 @@
           <w:szCs w:val="28"/>
           <w:u w:val="none"/>
         </w:rPr>
-        <w:t>ACCEPTANCE</w:t>
-      </w:r>
-      <w:r>
-        <w:rPr>
-          <w:rStyle w:val="Hyperlink"/>
-          <w:rFonts w:ascii="Bitstream Vera Serif" w:hAnsi="Bitstream Vera Serif"/>
-          <w:b/>
-          <w:bCs/>
-          <w:color w:val="0F243E" w:themeColor="text2" w:themeShade="80"/>
-          <w:szCs w:val="20"/>
-          <w:u w:val="none"/>
-        </w:rPr>
-        <w:t xml:space="preserve"> BY CANDIDATE</w:t>
+        <w:t>ACCEPTANCE BY CANDIDATE</w:t>
       </w:r>
     </w:p>
     <w:p>
@@ -2894,23 +2713,41 @@
         <w:pStyle w:val="Signature"/>
         <w:spacing w:after="100" w:afterAutospacing="1"/>
         <w:ind w:left="0"/>
-        <w:rPr>
-          <w:rStyle w:val="Hyperlink"/>
+        <w:jc w:val="both"/>
+        <w:rPr>
           <w:rFonts w:ascii="Bitstream Vera Serif" w:hAnsi="Bitstream Vera Serif"/>
           <w:color w:val="000000" w:themeColor="text1"/>
           <w:szCs w:val="20"/>
-          <w:u w:val="none"/>
-        </w:rPr>
-      </w:pPr>
-      <w:r>
-        <w:rPr>
-          <w:rStyle w:val="Hyperlink"/>
+        </w:rPr>
+      </w:pPr>
+      <w:r>
+        <w:rPr>
           <w:rFonts w:ascii="Bitstream Vera Serif" w:hAnsi="Bitstream Vera Serif"/>
           <w:color w:val="000000" w:themeColor="text1"/>
           <w:szCs w:val="20"/>
-          <w:u w:val="none"/>
-        </w:rPr>
-        <w:t>I hereby accept the offer of employment as outlined above.</w:t>
+        </w:rPr>
+        <w:t>I hereby accept the offer of employment as outlined above and agree to abide by the terms and conditions of employment.</w:t>
+      </w:r>
+    </w:p>
+    <w:p>
+      <w:pPr>
+        <w:pStyle w:val="Signature"/>
+        <w:spacing w:after="100" w:afterAutospacing="1"/>
+        <w:ind w:left="0"/>
+        <w:jc w:val="both"/>
+        <w:rPr>
+          <w:rFonts w:ascii="Bitstream Vera Serif" w:hAnsi="Bitstream Vera Serif"/>
+          <w:color w:val="000000" w:themeColor="text1"/>
+          <w:szCs w:val="20"/>
+        </w:rPr>
+      </w:pPr>
+      <w:r>
+        <w:rPr>
+          <w:rFonts w:ascii="Bitstream Vera Serif" w:hAnsi="Bitstream Vera Serif"/>
+          <w:color w:val="000000" w:themeColor="text1"/>
+          <w:szCs w:val="20"/>
+        </w:rPr>
+        <w:t>I acknowledge that I have read and understood this letter and agree to comply with company policies.</w:t>
       </w:r>
     </w:p>
     <w:tbl>
@@ -2928,8 +2765,8 @@
         <w:tblLook w:val="04A0" w:firstRow="1" w:lastRow="0" w:firstColumn="1" w:lastColumn="0" w:noHBand="0" w:noVBand="1"/>
       </w:tblPr>
       <w:tblGrid>
-        <w:gridCol w:w="5388"/>
-        <w:gridCol w:w="4908"/>
+        <w:gridCol w:w="5272"/>
+        <w:gridCol w:w="4808"/>
       </w:tblGrid>
       <w:tr>
         <w:trPr>
@@ -3087,7 +2924,10 @@
         <w:spacing w:after="100" w:afterAutospacing="1"/>
         <w:ind w:left="0"/>
         <w:rPr>
-          <w:noProof/>
+          <w:rStyle w:val="Hyperlink"/>
+          <w:noProof/>
+          <w:color w:val="auto"/>
+          <w:u w:val="none"/>
         </w:rPr>
       </w:pPr>
       <w:fldSimple w:instr=" MERGEFIELD  EndGroup:EmployeeDetails  \* MERGEFORMAT ">
@@ -3098,18 +2938,6 @@
           <w:t>«EndGroup:EmployeeDetails»</w:t>
         </w:r>
       </w:fldSimple>
-    </w:p>
-    <w:p>
-      <w:pPr>
-        <w:pStyle w:val="Signature"/>
-        <w:spacing w:after="100" w:afterAutospacing="1"/>
-        <w:ind w:left="0"/>
-        <w:rPr>
-          <w:rStyle w:val="Hyperlink"/>
-          <w:color w:val="auto"/>
-          <w:u w:val="none"/>
-        </w:rPr>
-      </w:pPr>
     </w:p>
     <w:sectPr>
       <w:pgSz w:w="12240" w:h="15840"/>
@@ -3966,6 +3794,18 @@
       <w:lang w:eastAsia="zh-TW"/>
     </w:rPr>
   </w:style>
+  <w:style w:type="character" w:styleId="UnresolvedMention">
+    <w:name w:val="Unresolved Mention"/>
+    <w:basedOn w:val="DefaultParagraphFont"/>
+    <w:uiPriority w:val="99"/>
+    <w:semiHidden/>
+    <w:unhideWhenUsed/>
+    <w:rsid w:val="00CB2F21"/>
+    <w:rPr>
+      <w:color w:val="605E5C"/>
+      <w:shd w:val="clear" w:color="auto" w:fill="E1DFDD"/>
+    </w:rPr>
+  </w:style>
 </w:styles>
 </file>
 

--- a/Offer-Letter-Automation/Offer-Letter-Automation/wwwroot/Data/Template.docx
+++ b/Offer-Letter-Automation/Offer-Letter-Automation/wwwroot/Data/Template.docx
@@ -334,7 +334,7 @@
                 <w:color w:val="000080"/>
                 <w:sz w:val="32"/>
               </w:rPr>
-              <w:t>May 25, 2026</w:t>
+              <w:t>May 26, 2026</w:t>
             </w:r>
             <w:r>
               <w:rPr>
@@ -1296,7 +1296,31 @@
           <w:noProof/>
           <w:szCs w:val="20"/>
         </w:rPr>
-        <w:t xml:space="preserve">Position Title: </w:t>
+        <w:t>Position Title</w:t>
+      </w:r>
+      <w:r>
+        <w:rPr>
+          <w:rFonts w:ascii="Bitstream Vera Serif" w:hAnsi="Bitstream Vera Serif"/>
+          <w:noProof/>
+          <w:szCs w:val="20"/>
+        </w:rPr>
+        <w:tab/>
+      </w:r>
+      <w:r>
+        <w:rPr>
+          <w:rFonts w:ascii="Bitstream Vera Serif" w:hAnsi="Bitstream Vera Serif"/>
+          <w:noProof/>
+          <w:szCs w:val="20"/>
+        </w:rPr>
+        <w:tab/>
+      </w:r>
+      <w:r>
+        <w:rPr>
+          <w:rFonts w:ascii="Bitstream Vera Serif" w:hAnsi="Bitstream Vera Serif"/>
+          <w:noProof/>
+          <w:szCs w:val="20"/>
+        </w:rPr>
+        <w:t xml:space="preserve">: </w:t>
       </w:r>
       <w:r>
         <w:rPr>
@@ -1354,7 +1378,31 @@
           <w:noProof/>
           <w:szCs w:val="20"/>
         </w:rPr>
-        <w:t xml:space="preserve">Department: </w:t>
+        <w:t>Department</w:t>
+      </w:r>
+      <w:r>
+        <w:rPr>
+          <w:rFonts w:ascii="Bitstream Vera Serif" w:hAnsi="Bitstream Vera Serif"/>
+          <w:noProof/>
+          <w:szCs w:val="20"/>
+        </w:rPr>
+        <w:tab/>
+      </w:r>
+      <w:r>
+        <w:rPr>
+          <w:rFonts w:ascii="Bitstream Vera Serif" w:hAnsi="Bitstream Vera Serif"/>
+          <w:noProof/>
+          <w:szCs w:val="20"/>
+        </w:rPr>
+        <w:tab/>
+      </w:r>
+      <w:r>
+        <w:rPr>
+          <w:rFonts w:ascii="Bitstream Vera Serif" w:hAnsi="Bitstream Vera Serif"/>
+          <w:noProof/>
+          <w:szCs w:val="20"/>
+        </w:rPr>
+        <w:t xml:space="preserve">: </w:t>
       </w:r>
       <w:r>
         <w:rPr>
@@ -1412,7 +1460,31 @@
           <w:noProof/>
           <w:szCs w:val="20"/>
         </w:rPr>
-        <w:t xml:space="preserve">Reports To: </w:t>
+        <w:t>Reports To</w:t>
+      </w:r>
+      <w:r>
+        <w:rPr>
+          <w:rFonts w:ascii="Bitstream Vera Serif" w:hAnsi="Bitstream Vera Serif"/>
+          <w:noProof/>
+          <w:szCs w:val="20"/>
+        </w:rPr>
+        <w:tab/>
+      </w:r>
+      <w:r>
+        <w:rPr>
+          <w:rFonts w:ascii="Bitstream Vera Serif" w:hAnsi="Bitstream Vera Serif"/>
+          <w:noProof/>
+          <w:szCs w:val="20"/>
+        </w:rPr>
+        <w:tab/>
+      </w:r>
+      <w:r>
+        <w:rPr>
+          <w:rFonts w:ascii="Bitstream Vera Serif" w:hAnsi="Bitstream Vera Serif"/>
+          <w:noProof/>
+          <w:szCs w:val="20"/>
+        </w:rPr>
+        <w:t xml:space="preserve">: </w:t>
       </w:r>
       <w:r>
         <w:rPr>
@@ -1518,7 +1590,23 @@
           <w:noProof/>
           <w:szCs w:val="20"/>
         </w:rPr>
-        <w:t xml:space="preserve">Employment Type: </w:t>
+        <w:t>Employment Type</w:t>
+      </w:r>
+      <w:r>
+        <w:rPr>
+          <w:rFonts w:ascii="Bitstream Vera Serif" w:hAnsi="Bitstream Vera Serif"/>
+          <w:noProof/>
+          <w:szCs w:val="20"/>
+        </w:rPr>
+        <w:tab/>
+      </w:r>
+      <w:r>
+        <w:rPr>
+          <w:rFonts w:ascii="Bitstream Vera Serif" w:hAnsi="Bitstream Vera Serif"/>
+          <w:noProof/>
+          <w:szCs w:val="20"/>
+        </w:rPr>
+        <w:t xml:space="preserve">: </w:t>
       </w:r>
       <w:r>
         <w:rPr>
@@ -1576,7 +1664,23 @@
           <w:noProof/>
           <w:szCs w:val="20"/>
         </w:rPr>
-        <w:t xml:space="preserve">Work Location: </w:t>
+        <w:t>Work Location</w:t>
+      </w:r>
+      <w:r>
+        <w:rPr>
+          <w:rFonts w:ascii="Bitstream Vera Serif" w:hAnsi="Bitstream Vera Serif"/>
+          <w:noProof/>
+          <w:szCs w:val="20"/>
+        </w:rPr>
+        <w:tab/>
+      </w:r>
+      <w:r>
+        <w:rPr>
+          <w:rFonts w:ascii="Bitstream Vera Serif" w:hAnsi="Bitstream Vera Serif"/>
+          <w:noProof/>
+          <w:szCs w:val="20"/>
+        </w:rPr>
+        <w:t xml:space="preserve">: </w:t>
       </w:r>
       <w:r>
         <w:rPr>
@@ -1682,7 +1786,31 @@
           <w:noProof/>
           <w:szCs w:val="20"/>
         </w:rPr>
-        <w:t xml:space="preserve">Start Date: </w:t>
+        <w:t>Start Date</w:t>
+      </w:r>
+      <w:r>
+        <w:rPr>
+          <w:rFonts w:ascii="Bitstream Vera Serif" w:hAnsi="Bitstream Vera Serif"/>
+          <w:noProof/>
+          <w:szCs w:val="20"/>
+        </w:rPr>
+        <w:tab/>
+      </w:r>
+      <w:r>
+        <w:rPr>
+          <w:rFonts w:ascii="Bitstream Vera Serif" w:hAnsi="Bitstream Vera Serif"/>
+          <w:noProof/>
+          <w:szCs w:val="20"/>
+        </w:rPr>
+        <w:tab/>
+      </w:r>
+      <w:r>
+        <w:rPr>
+          <w:rFonts w:ascii="Bitstream Vera Serif" w:hAnsi="Bitstream Vera Serif"/>
+          <w:noProof/>
+          <w:szCs w:val="20"/>
+        </w:rPr>
+        <w:t xml:space="preserve">: </w:t>
       </w:r>
       <w:r>
         <w:rPr>
@@ -1740,7 +1868,31 @@
           <w:noProof/>
           <w:szCs w:val="20"/>
         </w:rPr>
-        <w:t xml:space="preserve">Annual Salary: </w:t>
+        <w:t>Annual Salary</w:t>
+      </w:r>
+      <w:r>
+        <w:rPr>
+          <w:rFonts w:ascii="Bitstream Vera Serif" w:hAnsi="Bitstream Vera Serif"/>
+          <w:noProof/>
+          <w:szCs w:val="20"/>
+        </w:rPr>
+        <w:tab/>
+      </w:r>
+      <w:r>
+        <w:rPr>
+          <w:rFonts w:ascii="Bitstream Vera Serif" w:hAnsi="Bitstream Vera Serif"/>
+          <w:noProof/>
+          <w:szCs w:val="20"/>
+        </w:rPr>
+        <w:tab/>
+      </w:r>
+      <w:r>
+        <w:rPr>
+          <w:rFonts w:ascii="Bitstream Vera Serif" w:hAnsi="Bitstream Vera Serif"/>
+          <w:noProof/>
+          <w:szCs w:val="20"/>
+        </w:rPr>
+        <w:t xml:space="preserve">: </w:t>
       </w:r>
       <w:r>
         <w:rPr>
@@ -1798,7 +1950,23 @@
           <w:noProof/>
           <w:szCs w:val="20"/>
         </w:rPr>
-        <w:t xml:space="preserve">Performance Bonus: </w:t>
+        <w:t>Performance Bonus</w:t>
+      </w:r>
+      <w:r>
+        <w:rPr>
+          <w:rFonts w:ascii="Bitstream Vera Serif" w:hAnsi="Bitstream Vera Serif"/>
+          <w:noProof/>
+          <w:szCs w:val="20"/>
+        </w:rPr>
+        <w:tab/>
+      </w:r>
+      <w:r>
+        <w:rPr>
+          <w:rFonts w:ascii="Bitstream Vera Serif" w:hAnsi="Bitstream Vera Serif"/>
+          <w:noProof/>
+          <w:szCs w:val="20"/>
+        </w:rPr>
+        <w:t xml:space="preserve">: </w:t>
       </w:r>
       <w:r>
         <w:rPr>
@@ -1877,11 +2045,6 @@
     </w:p>
     <w:p>
       <w:pPr>
-        <w:pStyle w:val="ListParagraph"/>
-        <w:numPr>
-          <w:ilvl w:val="0"/>
-          <w:numId w:val="1"/>
-        </w:numPr>
         <w:spacing w:before="240" w:after="100" w:afterAutospacing="1" w:line="276" w:lineRule="auto"/>
         <w:rPr>
           <w:rFonts w:ascii="Bitstream Vera Serif" w:hAnsi="Bitstream Vera Serif"/>
@@ -1919,7 +2082,23 @@
           <w:szCs w:val="20"/>
         </w:rPr>
         <w:lastRenderedPageBreak/>
-        <w:t xml:space="preserve">Medical Insurance: </w:t>
+        <w:t>Medical Insurance</w:t>
+      </w:r>
+      <w:r>
+        <w:rPr>
+          <w:rFonts w:ascii="Bitstream Vera Serif" w:hAnsi="Bitstream Vera Serif"/>
+          <w:noProof/>
+          <w:szCs w:val="20"/>
+        </w:rPr>
+        <w:tab/>
+      </w:r>
+      <w:r>
+        <w:rPr>
+          <w:rFonts w:ascii="Bitstream Vera Serif" w:hAnsi="Bitstream Vera Serif"/>
+          <w:noProof/>
+          <w:szCs w:val="20"/>
+        </w:rPr>
+        <w:t xml:space="preserve">: </w:t>
       </w:r>
       <w:r>
         <w:rPr>
@@ -1982,7 +2161,31 @@
           <w:noProof/>
           <w:szCs w:val="20"/>
         </w:rPr>
-        <w:t xml:space="preserve">Annual Leave: </w:t>
+        <w:t>Annual Leave</w:t>
+      </w:r>
+      <w:r>
+        <w:rPr>
+          <w:rFonts w:ascii="Bitstream Vera Serif" w:hAnsi="Bitstream Vera Serif"/>
+          <w:noProof/>
+          <w:szCs w:val="20"/>
+        </w:rPr>
+        <w:tab/>
+      </w:r>
+      <w:r>
+        <w:rPr>
+          <w:rFonts w:ascii="Bitstream Vera Serif" w:hAnsi="Bitstream Vera Serif"/>
+          <w:noProof/>
+          <w:szCs w:val="20"/>
+        </w:rPr>
+        <w:tab/>
+      </w:r>
+      <w:r>
+        <w:rPr>
+          <w:rFonts w:ascii="Bitstream Vera Serif" w:hAnsi="Bitstream Vera Serif"/>
+          <w:noProof/>
+          <w:szCs w:val="20"/>
+        </w:rPr>
+        <w:t xml:space="preserve">: </w:t>
       </w:r>
       <w:r>
         <w:rPr>
@@ -2053,7 +2256,31 @@
           <w:noProof/>
           <w:szCs w:val="20"/>
         </w:rPr>
-        <w:t xml:space="preserve">Sick Leave: </w:t>
+        <w:t>Sick Leave</w:t>
+      </w:r>
+      <w:r>
+        <w:rPr>
+          <w:rFonts w:ascii="Bitstream Vera Serif" w:hAnsi="Bitstream Vera Serif"/>
+          <w:noProof/>
+          <w:szCs w:val="20"/>
+        </w:rPr>
+        <w:tab/>
+      </w:r>
+      <w:r>
+        <w:rPr>
+          <w:rFonts w:ascii="Bitstream Vera Serif" w:hAnsi="Bitstream Vera Serif"/>
+          <w:noProof/>
+          <w:szCs w:val="20"/>
+        </w:rPr>
+        <w:tab/>
+      </w:r>
+      <w:r>
+        <w:rPr>
+          <w:rFonts w:ascii="Bitstream Vera Serif" w:hAnsi="Bitstream Vera Serif"/>
+          <w:noProof/>
+          <w:szCs w:val="20"/>
+        </w:rPr>
+        <w:t xml:space="preserve">: </w:t>
       </w:r>
       <w:r>
         <w:rPr>
@@ -2124,7 +2351,23 @@
           <w:noProof/>
           <w:szCs w:val="20"/>
         </w:rPr>
-        <w:t xml:space="preserve">Retirement Plan: </w:t>
+        <w:t>Retirement Plan</w:t>
+      </w:r>
+      <w:r>
+        <w:rPr>
+          <w:rFonts w:ascii="Bitstream Vera Serif" w:hAnsi="Bitstream Vera Serif"/>
+          <w:noProof/>
+          <w:szCs w:val="20"/>
+        </w:rPr>
+        <w:tab/>
+      </w:r>
+      <w:r>
+        <w:rPr>
+          <w:rFonts w:ascii="Bitstream Vera Serif" w:hAnsi="Bitstream Vera Serif"/>
+          <w:noProof/>
+          <w:szCs w:val="20"/>
+        </w:rPr>
+        <w:t xml:space="preserve">: </w:t>
       </w:r>
       <w:r>
         <w:rPr>
@@ -2187,7 +2430,23 @@
           <w:noProof/>
           <w:szCs w:val="20"/>
         </w:rPr>
-        <w:t xml:space="preserve">Work Arrangement: </w:t>
+        <w:t>Work Arrangement</w:t>
+      </w:r>
+      <w:r>
+        <w:rPr>
+          <w:rFonts w:ascii="Bitstream Vera Serif" w:hAnsi="Bitstream Vera Serif"/>
+          <w:noProof/>
+          <w:szCs w:val="20"/>
+        </w:rPr>
+        <w:tab/>
+      </w:r>
+      <w:r>
+        <w:rPr>
+          <w:rFonts w:ascii="Bitstream Vera Serif" w:hAnsi="Bitstream Vera Serif"/>
+          <w:noProof/>
+          <w:szCs w:val="20"/>
+        </w:rPr>
+        <w:t xml:space="preserve">: </w:t>
       </w:r>
       <w:r>
         <w:rPr>
@@ -2297,7 +2556,31 @@
           <w:noProof/>
           <w:szCs w:val="20"/>
         </w:rPr>
-        <w:t xml:space="preserve">Probation Period: </w:t>
+        <w:t>Probation Period</w:t>
+      </w:r>
+      <w:r>
+        <w:rPr>
+          <w:rFonts w:ascii="Bitstream Vera Serif" w:hAnsi="Bitstream Vera Serif"/>
+          <w:noProof/>
+          <w:szCs w:val="20"/>
+        </w:rPr>
+        <w:tab/>
+      </w:r>
+      <w:r>
+        <w:rPr>
+          <w:rFonts w:ascii="Bitstream Vera Serif" w:hAnsi="Bitstream Vera Serif"/>
+          <w:noProof/>
+          <w:szCs w:val="20"/>
+        </w:rPr>
+        <w:tab/>
+      </w:r>
+      <w:r>
+        <w:rPr>
+          <w:rFonts w:ascii="Bitstream Vera Serif" w:hAnsi="Bitstream Vera Serif"/>
+          <w:noProof/>
+          <w:szCs w:val="20"/>
+        </w:rPr>
+        <w:t xml:space="preserve">: </w:t>
       </w:r>
       <w:r>
         <w:rPr>
@@ -2368,7 +2651,31 @@
           <w:noProof/>
           <w:szCs w:val="20"/>
         </w:rPr>
-        <w:t>Background Verification: Successful completion of background check and reference verification</w:t>
+        <w:t>Background Verification</w:t>
+      </w:r>
+      <w:r>
+        <w:rPr>
+          <w:rFonts w:ascii="Bitstream Vera Serif" w:hAnsi="Bitstream Vera Serif"/>
+          <w:noProof/>
+          <w:szCs w:val="20"/>
+        </w:rPr>
+        <w:tab/>
+      </w:r>
+      <w:r>
+        <w:rPr>
+          <w:rFonts w:ascii="Bitstream Vera Serif" w:hAnsi="Bitstream Vera Serif"/>
+          <w:noProof/>
+          <w:szCs w:val="20"/>
+        </w:rPr>
+        <w:t xml:space="preserve">: </w:t>
+      </w:r>
+      <w:r>
+        <w:rPr>
+          <w:rFonts w:ascii="Bitstream Vera Serif" w:hAnsi="Bitstream Vera Serif"/>
+          <w:noProof/>
+          <w:szCs w:val="20"/>
+        </w:rPr>
+        <w:t>Subject to successful background and reference checks</w:t>
       </w:r>
     </w:p>
     <w:p>
@@ -2391,7 +2698,39 @@
           <w:noProof/>
           <w:szCs w:val="20"/>
         </w:rPr>
-        <w:t xml:space="preserve">Notice Period: </w:t>
+        <w:t>Notice Period</w:t>
+      </w:r>
+      <w:r>
+        <w:rPr>
+          <w:rFonts w:ascii="Bitstream Vera Serif" w:hAnsi="Bitstream Vera Serif"/>
+          <w:noProof/>
+          <w:szCs w:val="20"/>
+        </w:rPr>
+        <w:tab/>
+      </w:r>
+      <w:r>
+        <w:rPr>
+          <w:rFonts w:ascii="Bitstream Vera Serif" w:hAnsi="Bitstream Vera Serif"/>
+          <w:noProof/>
+          <w:szCs w:val="20"/>
+        </w:rPr>
+        <w:tab/>
+      </w:r>
+      <w:r>
+        <w:rPr>
+          <w:rFonts w:ascii="Bitstream Vera Serif" w:hAnsi="Bitstream Vera Serif"/>
+          <w:noProof/>
+          <w:szCs w:val="20"/>
+        </w:rPr>
+        <w:tab/>
+      </w:r>
+      <w:r>
+        <w:rPr>
+          <w:rFonts w:ascii="Bitstream Vera Serif" w:hAnsi="Bitstream Vera Serif"/>
+          <w:noProof/>
+          <w:szCs w:val="20"/>
+        </w:rPr>
+        <w:t xml:space="preserve">: </w:t>
       </w:r>
       <w:r>
         <w:rPr>
@@ -2462,7 +2801,31 @@
           <w:noProof/>
           <w:szCs w:val="20"/>
         </w:rPr>
-        <w:t>Confidentiality: You will maintain strict confidentiality of company information</w:t>
+        <w:t>Confidentiality</w:t>
+      </w:r>
+      <w:r>
+        <w:rPr>
+          <w:rFonts w:ascii="Bitstream Vera Serif" w:hAnsi="Bitstream Vera Serif"/>
+          <w:noProof/>
+          <w:szCs w:val="20"/>
+        </w:rPr>
+        <w:tab/>
+      </w:r>
+      <w:r>
+        <w:rPr>
+          <w:rFonts w:ascii="Bitstream Vera Serif" w:hAnsi="Bitstream Vera Serif"/>
+          <w:noProof/>
+          <w:szCs w:val="20"/>
+        </w:rPr>
+        <w:tab/>
+      </w:r>
+      <w:r>
+        <w:rPr>
+          <w:rFonts w:ascii="Bitstream Vera Serif" w:hAnsi="Bitstream Vera Serif"/>
+          <w:noProof/>
+          <w:szCs w:val="20"/>
+        </w:rPr>
+        <w:t>: You will maintain strict confidentiality of company information</w:t>
       </w:r>
     </w:p>
     <w:p>
@@ -2640,7 +3003,6 @@
     <w:p>
       <w:pPr>
         <w:pStyle w:val="Signature"/>
-        <w:spacing w:after="100" w:afterAutospacing="1"/>
         <w:ind w:left="0"/>
         <w:jc w:val="right"/>
         <w:rPr>
@@ -3002,7 +3364,7 @@
         <w:ind w:left="720" w:hanging="360"/>
       </w:pPr>
     </w:lvl>
-    <w:lvl w:ilvl="1" w:tplc="04090019" w:tentative="1">
+    <w:lvl w:ilvl="1" w:tplc="04090019">
       <w:start w:val="1"/>
       <w:numFmt w:val="lowerLetter"/>
       <w:lvlText w:val="%2."/>
@@ -3011,7 +3373,7 @@
         <w:ind w:left="1440" w:hanging="360"/>
       </w:pPr>
     </w:lvl>
-    <w:lvl w:ilvl="2" w:tplc="0409001B" w:tentative="1">
+    <w:lvl w:ilvl="2" w:tplc="0409001B">
       <w:start w:val="1"/>
       <w:numFmt w:val="lowerRoman"/>
       <w:lvlText w:val="%3."/>
